--- a/Draft_Proiect_Econometrie.docx
+++ b/Draft_Proiect_Econometrie.docx
@@ -1991,14 +1991,14 @@
         <w:pStyle w:val="Heading2"/>
       </w:pPr>
       <w:r>
-        <w:t>2.2. Analiza Grafică</w:t>
+        <w:t>2.2. Analiza Vizuală a Datelor</w:t>
       </w:r>
     </w:p>
     <w:p>
       <w:r>
         <w:drawing>
           <wp:inline xmlns:a="http://schemas.openxmlformats.org/drawingml/2006/main" xmlns:pic="http://schemas.openxmlformats.org/drawingml/2006/picture">
-            <wp:extent cx="5486400" cy="5486400"/>
+            <wp:extent cx="5486400" cy="4389120"/>
             <wp:docPr id="1" name="Picture 1"/>
             <wp:cNvGraphicFramePr>
               <a:graphicFrameLocks noChangeAspect="1"/>
@@ -2007,11 +2007,169 @@
               <a:graphicData uri="http://schemas.openxmlformats.org/drawingml/2006/picture">
                 <pic:pic>
                   <pic:nvPicPr>
-                    <pic:cNvPr id="0" name="Hist_Furturi.png"/>
+                    <pic:cNvPr id="0" name="Hist_Grid_All.png"/>
                     <pic:cNvPicPr/>
                   </pic:nvPicPr>
                   <pic:blipFill>
                     <a:blip r:embed="rId14"/>
+                    <a:stretch>
+                      <a:fillRect/>
+                    </a:stretch>
+                  </pic:blipFill>
+                  <pic:spPr>
+                    <a:xfrm>
+                      <a:off x="0" y="0"/>
+                      <a:ext cx="5486400" cy="4389120"/>
+                    </a:xfrm>
+                    <a:prstGeom prst="rect"/>
+                  </pic:spPr>
+                </pic:pic>
+              </a:graphicData>
+            </a:graphic>
+          </wp:inline>
+        </w:drawing>
+      </w:r>
+    </w:p>
+    <w:p>
+      <w:pPr>
+        <w:pStyle w:val="Caption"/>
+      </w:pPr>
+      <w:r>
+        <w:t>Figura 1: Histogramele și Densitățile Variabilelor Logaritmate.</w:t>
+      </w:r>
+    </w:p>
+    <w:p>
+      <w:pPr>
+        <w:pStyle w:val="Heading3"/>
+      </w:pPr>
+      <w:r>
+        <w:t>Interpretare Grafică:</w:t>
+      </w:r>
+    </w:p>
+    <w:p>
+      <w:r>
+        <w:t>Analiza vizuală a distribuțiilor indică faptul că transformarea logaritmică a reușit să normalizeze seriile de date. Curbele de densitate (roșu) aproximează rezonabil distribuția normală, reducând asimetria (skewness) prezentă în datele brute.</w:t>
+      </w:r>
+    </w:p>
+    <w:p>
+      <w:r>
+        <w:drawing>
+          <wp:inline xmlns:a="http://schemas.openxmlformats.org/drawingml/2006/main" xmlns:pic="http://schemas.openxmlformats.org/drawingml/2006/picture">
+            <wp:extent cx="5486400" cy="4389383"/>
+            <wp:docPr id="2" name="Picture 2"/>
+            <wp:cNvGraphicFramePr>
+              <a:graphicFrameLocks noChangeAspect="1"/>
+            </wp:cNvGraphicFramePr>
+            <a:graphic>
+              <a:graphicData uri="http://schemas.openxmlformats.org/drawingml/2006/picture">
+                <pic:pic>
+                  <pic:nvPicPr>
+                    <pic:cNvPr id="0" name="Boxplot_Outlieri.png"/>
+                    <pic:cNvPicPr/>
+                  </pic:nvPicPr>
+                  <pic:blipFill>
+                    <a:blip r:embed="rId15"/>
+                    <a:stretch>
+                      <a:fillRect/>
+                    </a:stretch>
+                  </pic:blipFill>
+                  <pic:spPr>
+                    <a:xfrm>
+                      <a:off x="0" y="0"/>
+                      <a:ext cx="5486400" cy="4389383"/>
+                    </a:xfrm>
+                    <a:prstGeom prst="rect"/>
+                  </pic:spPr>
+                </pic:pic>
+              </a:graphicData>
+            </a:graphic>
+          </wp:inline>
+        </w:drawing>
+      </w:r>
+    </w:p>
+    <w:p>
+      <w:pPr>
+        <w:pStyle w:val="Caption"/>
+      </w:pPr>
+      <w:r>
+        <w:t>Figura 2: Boxplot-uri Standardizate (Identificare Outlieri).</w:t>
+      </w:r>
+    </w:p>
+    <w:p>
+      <w:pPr>
+        <w:pStyle w:val="Heading3"/>
+      </w:pPr>
+      <w:r>
+        <w:t>Interpretare Grafică:</w:t>
+      </w:r>
+    </w:p>
+    <w:p>
+      <w:r>
+        <w:t>Diagrama Boxplot a valorilor standardizate (Z-scores) nu indică prezența unor valori extreme severe (outliers majori). Majoritatea observațiilor se încadrează între quartilele interioare, confirmând omogenitatea relativă a eșantionului de țări europene selectat.</w:t>
+      </w:r>
+    </w:p>
+    <w:p>
+      <w:r>
+        <w:drawing>
+          <wp:inline xmlns:a="http://schemas.openxmlformats.org/drawingml/2006/main" xmlns:pic="http://schemas.openxmlformats.org/drawingml/2006/picture">
+            <wp:extent cx="5486400" cy="4389383"/>
+            <wp:docPr id="3" name="Picture 3"/>
+            <wp:cNvGraphicFramePr>
+              <a:graphicFrameLocks noChangeAspect="1"/>
+            </wp:cNvGraphicFramePr>
+            <a:graphic>
+              <a:graphicData uri="http://schemas.openxmlformats.org/drawingml/2006/picture">
+                <pic:pic>
+                  <pic:nvPicPr>
+                    <pic:cNvPr id="0" name="Bar_Top_Furturi.png"/>
+                    <pic:cNvPicPr/>
+                  </pic:nvPicPr>
+                  <pic:blipFill>
+                    <a:blip r:embed="rId16"/>
+                    <a:stretch>
+                      <a:fillRect/>
+                    </a:stretch>
+                  </pic:blipFill>
+                  <pic:spPr>
+                    <a:xfrm>
+                      <a:off x="0" y="0"/>
+                      <a:ext cx="5486400" cy="4389383"/>
+                    </a:xfrm>
+                    <a:prstGeom prst="rect"/>
+                  </pic:spPr>
+                </pic:pic>
+              </a:graphicData>
+            </a:graphic>
+          </wp:inline>
+        </w:drawing>
+      </w:r>
+    </w:p>
+    <w:p>
+      <w:pPr>
+        <w:pStyle w:val="Caption"/>
+      </w:pPr>
+      <w:r>
+        <w:t>Figura 3: Clasamentul Țărilor după Numărul de Furturi (Top 5 vs Bottom 5).</w:t>
+      </w:r>
+    </w:p>
+    <w:p>
+      <w:r>
+        <w:drawing>
+          <wp:inline xmlns:a="http://schemas.openxmlformats.org/drawingml/2006/main" xmlns:pic="http://schemas.openxmlformats.org/drawingml/2006/picture">
+            <wp:extent cx="5486400" cy="5486400"/>
+            <wp:docPr id="4" name="Picture 4"/>
+            <wp:cNvGraphicFramePr>
+              <a:graphicFrameLocks noChangeAspect="1"/>
+            </wp:cNvGraphicFramePr>
+            <a:graphic>
+              <a:graphicData uri="http://schemas.openxmlformats.org/drawingml/2006/picture">
+                <pic:pic>
+                  <pic:nvPicPr>
+                    <pic:cNvPr id="0" name="Pairs_Plot.png"/>
+                    <pic:cNvPicPr/>
+                  </pic:nvPicPr>
+                  <pic:blipFill>
+                    <a:blip r:embed="rId17"/>
                     <a:stretch>
                       <a:fillRect/>
                     </a:stretch>
@@ -2035,20 +2193,28 @@
         <w:pStyle w:val="Caption"/>
       </w:pPr>
       <w:r>
-        <w:t>Figura 1: Distribuția Logaritmică a Furturilor.</w:t>
+        <w:t>Figura 4: Matricea de Scatter Plots și Corelații (Pairs Panel).</w:t>
+      </w:r>
+    </w:p>
+    <w:p>
+      <w:pPr>
+        <w:pStyle w:val="Heading3"/>
+      </w:pPr>
+      <w:r>
+        <w:t>Interpretare Grafică:</w:t>
       </w:r>
     </w:p>
     <w:p>
       <w:r>
-        <w:t>Interpretare: Histograma variabilei dependente (transformată logaritmic) aproximează o distribuție normală (clopotul lui Gauss). Aceasta este o condiție esențială pentru validitatea testelor statistice în regresia OLS. Observăm că majoritatea țărilor se grupează în jurul mediei, fără asimetrii extreme care ar fi existat în datele brute.</w:t>
+        <w:t>Această vizualizare complexă prezintă simultan histogramele (diagonala), scatter-plot-urile (jos) și coeficienții de corelație (sus). Se observă relația liniară puternică dintre Furturi și Șomaj, dar și coliniaritatea ridicată între predictori (ex: Imigrație și Poliție).</w:t>
       </w:r>
     </w:p>
     <w:p>
       <w:r>
         <w:drawing>
           <wp:inline xmlns:a="http://schemas.openxmlformats.org/drawingml/2006/main" xmlns:pic="http://schemas.openxmlformats.org/drawingml/2006/picture">
-            <wp:extent cx="5486400" cy="5486400"/>
-            <wp:docPr id="2" name="Picture 2"/>
+            <wp:extent cx="4572000" cy="3657819"/>
+            <wp:docPr id="5" name="Picture 5"/>
             <wp:cNvGraphicFramePr>
               <a:graphicFrameLocks noChangeAspect="1"/>
             </wp:cNvGraphicFramePr>
@@ -2060,7 +2226,7 @@
                     <pic:cNvPicPr/>
                   </pic:nvPicPr>
                   <pic:blipFill>
-                    <a:blip r:embed="rId15"/>
+                    <a:blip r:embed="rId18"/>
                     <a:stretch>
                       <a:fillRect/>
                     </a:stretch>
@@ -2068,7 +2234,7 @@
                   <pic:spPr>
                     <a:xfrm>
                       <a:off x="0" y="0"/>
-                      <a:ext cx="5486400" cy="5486400"/>
+                      <a:ext cx="4572000" cy="3657819"/>
                     </a:xfrm>
                     <a:prstGeom prst="rect"/>
                   </pic:spPr>
@@ -2084,20 +2250,28 @@
         <w:pStyle w:val="Caption"/>
       </w:pPr>
       <w:r>
-        <w:t>Figura 2: Relația de tip elasticitate între Șomaj și Furturi (Log-Log).</w:t>
+        <w:t>Figura 5: Relația de tip Scatter Plot (Log-Log).</w:t>
+      </w:r>
+    </w:p>
+    <w:p>
+      <w:pPr>
+        <w:pStyle w:val="Heading3"/>
+      </w:pPr>
+      <w:r>
+        <w:t>Interpretare Grafică:</w:t>
       </w:r>
     </w:p>
     <w:p>
       <w:r>
-        <w:t>Interpretare: Graficul de dispersie log-log evidențiază o relație pozitivă clară între numărul de șomeri și numărul de furturi. Panta dreptei de regresie sugerează o elasticitate pozitivă: o creștere procentuală a șomajului este asociată cu o creștere procentuală a infracționalității. Utilizarea scării logaritmice a "armonizat" vizual datele, reducând influența disproporționată a țărilor mari (precum Germania sau Spania) și permițând observarea trendului general.</w:t>
+        <w:t>Norul de puncte arată o tendință pozitivă clară: țările cu șomaj ridicat au tendința de a înregistra mai multe furturi. Punctele sunt grupate relativ strâns în jurul liniei de regresie, sugerând o corelație puternică (r &gt; 0.8).</w:t>
       </w:r>
     </w:p>
     <w:p>
       <w:r>
         <w:drawing>
           <wp:inline xmlns:a="http://schemas.openxmlformats.org/drawingml/2006/main" xmlns:pic="http://schemas.openxmlformats.org/drawingml/2006/picture">
-            <wp:extent cx="5486400" cy="4114800"/>
-            <wp:docPr id="3" name="Picture 3"/>
+            <wp:extent cx="4572000" cy="3429000"/>
+            <wp:docPr id="6" name="Picture 6"/>
             <wp:cNvGraphicFramePr>
               <a:graphicFrameLocks noChangeAspect="1"/>
             </wp:cNvGraphicFramePr>
@@ -2109,7 +2283,7 @@
                     <pic:cNvPicPr/>
                   </pic:nvPicPr>
                   <pic:blipFill>
-                    <a:blip r:embed="rId16"/>
+                    <a:blip r:embed="rId19"/>
                     <a:stretch>
                       <a:fillRect/>
                     </a:stretch>
@@ -2117,7 +2291,7 @@
                   <pic:spPr>
                     <a:xfrm>
                       <a:off x="0" y="0"/>
-                      <a:ext cx="5486400" cy="4114800"/>
+                      <a:ext cx="4572000" cy="3429000"/>
                     </a:xfrm>
                     <a:prstGeom prst="rect"/>
                   </pic:spPr>
@@ -2133,12 +2307,20 @@
         <w:pStyle w:val="Caption"/>
       </w:pPr>
       <w:r>
-        <w:t>Figura 3: Matricea de Corelație a variabilelor.</w:t>
+        <w:t>Figura 6: Matricea de Corelație (Heatmap).</w:t>
+      </w:r>
+    </w:p>
+    <w:p>
+      <w:pPr>
+        <w:pStyle w:val="Heading3"/>
+      </w:pPr>
+      <w:r>
+        <w:t>Interpretarea Multicoliniarității:</w:t>
       </w:r>
     </w:p>
     <w:p>
       <w:r>
-        <w:t>Interpretare: Matricea indică prezența multicoliniarității severe între variabilele independente cheie. Observăm coeficienți de corelație foarte ridicați (&gt;0.8) între Imigrație, Poliție și Șomaj. Deși Furturile sunt corelate pozitiv cu acești factori (ceea ce așteptam), corelația puternică dintre predictori va face dificilă separarea efectului individual al fiecăruia în regresia simplă. Acest fapt justifică necesitatea utilizării tehnicilor de regularizare (Ridge/Lasso) propuse în capitolele următoare.</w:t>
+        <w:t>Intensitatea culorii albastre confirmă corelațiile pozitive identificate anterior. Totuși, corelația puternică dintre predictori (ex: Imigrație și Poliție) semnalează riscul de multicoliniaritate severă, fapt ce poate distorsiona erorile standard ale coeficienților.</w:t>
       </w:r>
     </w:p>
     <w:p>
@@ -2484,12 +2666,2122 @@
         <w:pStyle w:val="Heading1"/>
       </w:pPr>
       <w:r>
-        <w:t>3. Modelare Econometrică Clasică</w:t>
+        <w:t>3. Modelare Econometrică Clasică (Cerința 2)</w:t>
       </w:r>
     </w:p>
     <w:p>
       <w:r>
-        <w:t>[Această secțiune va conține rezultatele estimării OLS, testele de semnificație, validarea ipotezelor și interpretarea coeficienților.]</w:t>
+        <w:t>În această secțiune sunt prezentate rezultatele estimării modelelor de regresie liniară (Simplă și Multiplă).</w:t>
+      </w:r>
+    </w:p>
+    <w:p>
+      <w:pPr>
+        <w:pStyle w:val="Heading2"/>
+      </w:pPr>
+      <w:r>
+        <w:t>3.1. Regresie Liniară Simplă (Testare H1)</w:t>
+      </w:r>
+    </w:p>
+    <w:p>
+      <w:r>
+        <w:t>S-a estimat modelul: ln_Furturi = β₀ + β₁·ln_Șomaj + ε</w:t>
+      </w:r>
+    </w:p>
+    <w:p>
+      <w:pPr>
+        <w:pStyle w:val="Caption"/>
+      </w:pPr>
+      <w:r>
+        <w:t>Rezultatele estimării:</w:t>
+      </w:r>
+    </w:p>
+    <w:tbl>
+      <w:tblPr>
+        <w:tblStyle w:val="TableGrid"/>
+        <w:tblW w:type="auto" w:w="0"/>
+        <w:tblLook w:firstColumn="1" w:firstRow="1" w:lastColumn="0" w:lastRow="0" w:noHBand="0" w:noVBand="1" w:val="04A0"/>
+      </w:tblPr>
+      <w:tblGrid>
+        <w:gridCol w:w="1728"/>
+        <w:gridCol w:w="1728"/>
+        <w:gridCol w:w="1728"/>
+        <w:gridCol w:w="1728"/>
+        <w:gridCol w:w="1728"/>
+      </w:tblGrid>
+      <w:tr>
+        <w:tc>
+          <w:tcPr>
+            <w:tcW w:type="dxa" w:w="1728"/>
+          </w:tcPr>
+          <w:p>
+            <w:r>
+              <w:rPr>
+                <w:b/>
+              </w:rPr>
+              <w:t>Termen</w:t>
+            </w:r>
+          </w:p>
+        </w:tc>
+        <w:tc>
+          <w:tcPr>
+            <w:tcW w:type="dxa" w:w="1728"/>
+          </w:tcPr>
+          <w:p>
+            <w:r>
+              <w:rPr>
+                <w:b/>
+              </w:rPr>
+              <w:t>Coeficient (β)</w:t>
+            </w:r>
+          </w:p>
+        </w:tc>
+        <w:tc>
+          <w:tcPr>
+            <w:tcW w:type="dxa" w:w="1728"/>
+          </w:tcPr>
+          <w:p>
+            <w:r>
+              <w:rPr>
+                <w:b/>
+              </w:rPr>
+              <w:t>Std. Error</w:t>
+            </w:r>
+          </w:p>
+        </w:tc>
+        <w:tc>
+          <w:tcPr>
+            <w:tcW w:type="dxa" w:w="1728"/>
+          </w:tcPr>
+          <w:p>
+            <w:r>
+              <w:rPr>
+                <w:b/>
+              </w:rPr>
+              <w:t>Statistica t</w:t>
+            </w:r>
+          </w:p>
+        </w:tc>
+        <w:tc>
+          <w:tcPr>
+            <w:tcW w:type="dxa" w:w="1728"/>
+          </w:tcPr>
+          <w:p>
+            <w:r>
+              <w:rPr>
+                <w:b/>
+              </w:rPr>
+              <w:t>P-value</w:t>
+            </w:r>
+          </w:p>
+        </w:tc>
+      </w:tr>
+      <w:tr>
+        <w:tc>
+          <w:tcPr>
+            <w:tcW w:type="dxa" w:w="1728"/>
+          </w:tcPr>
+          <w:p>
+            <w:r>
+              <w:t>Intercept (β₀)</w:t>
+            </w:r>
+          </w:p>
+        </w:tc>
+        <w:tc>
+          <w:tcPr>
+            <w:tcW w:type="dxa" w:w="1728"/>
+          </w:tcPr>
+          <w:p>
+            <w:r>
+              <w:t>5.8832</w:t>
+            </w:r>
+          </w:p>
+        </w:tc>
+        <w:tc>
+          <w:tcPr>
+            <w:tcW w:type="dxa" w:w="1728"/>
+          </w:tcPr>
+          <w:p>
+            <w:r>
+              <w:t>0.7575</w:t>
+            </w:r>
+          </w:p>
+        </w:tc>
+        <w:tc>
+          <w:tcPr>
+            <w:tcW w:type="dxa" w:w="1728"/>
+          </w:tcPr>
+          <w:p>
+            <w:r>
+              <w:t>7.7665</w:t>
+            </w:r>
+          </w:p>
+        </w:tc>
+        <w:tc>
+          <w:tcPr>
+            <w:tcW w:type="dxa" w:w="1728"/>
+          </w:tcPr>
+          <w:p>
+            <w:r>
+              <w:rPr>
+                <w:b/>
+              </w:rPr>
+              <w:t>&lt; 0.001</w:t>
+            </w:r>
+          </w:p>
+        </w:tc>
+      </w:tr>
+      <w:tr>
+        <w:tc>
+          <w:tcPr>
+            <w:tcW w:type="dxa" w:w="1728"/>
+          </w:tcPr>
+          <w:p>
+            <w:r>
+              <w:t>ln_Șomaj (β₁)</w:t>
+            </w:r>
+          </w:p>
+        </w:tc>
+        <w:tc>
+          <w:tcPr>
+            <w:tcW w:type="dxa" w:w="1728"/>
+          </w:tcPr>
+          <w:p>
+            <w:r>
+              <w:t>0.9598</w:t>
+            </w:r>
+          </w:p>
+        </w:tc>
+        <w:tc>
+          <w:tcPr>
+            <w:tcW w:type="dxa" w:w="1728"/>
+          </w:tcPr>
+          <w:p>
+            <w:r>
+              <w:t>0.1449</w:t>
+            </w:r>
+          </w:p>
+        </w:tc>
+        <w:tc>
+          <w:tcPr>
+            <w:tcW w:type="dxa" w:w="1728"/>
+          </w:tcPr>
+          <w:p>
+            <w:r>
+              <w:t>6.6224</w:t>
+            </w:r>
+          </w:p>
+        </w:tc>
+        <w:tc>
+          <w:tcPr>
+            <w:tcW w:type="dxa" w:w="1728"/>
+          </w:tcPr>
+          <w:p>
+            <w:r>
+              <w:rPr>
+                <w:b/>
+              </w:rPr>
+              <w:t>&lt; 0.001</w:t>
+            </w:r>
+          </w:p>
+        </w:tc>
+      </w:tr>
+    </w:tbl>
+    <w:p>
+      <w:r>
+        <w:drawing>
+          <wp:inline xmlns:a="http://schemas.openxmlformats.org/drawingml/2006/main" xmlns:pic="http://schemas.openxmlformats.org/drawingml/2006/picture">
+            <wp:extent cx="5486400" cy="4389383"/>
+            <wp:docPr id="7" name="Picture 7"/>
+            <wp:cNvGraphicFramePr>
+              <a:graphicFrameLocks noChangeAspect="1"/>
+            </wp:cNvGraphicFramePr>
+            <a:graphic>
+              <a:graphicData uri="http://schemas.openxmlformats.org/drawingml/2006/picture">
+                <pic:pic>
+                  <pic:nvPicPr>
+                    <pic:cNvPr id="0" name="Regresie_Simpla.png"/>
+                    <pic:cNvPicPr/>
+                  </pic:nvPicPr>
+                  <pic:blipFill>
+                    <a:blip r:embed="rId20"/>
+                    <a:stretch>
+                      <a:fillRect/>
+                    </a:stretch>
+                  </pic:blipFill>
+                  <pic:spPr>
+                    <a:xfrm>
+                      <a:off x="0" y="0"/>
+                      <a:ext cx="5486400" cy="4389383"/>
+                    </a:xfrm>
+                    <a:prstGeom prst="rect"/>
+                  </pic:spPr>
+                </pic:pic>
+              </a:graphicData>
+            </a:graphic>
+          </wp:inline>
+        </w:drawing>
+      </w:r>
+    </w:p>
+    <w:p>
+      <w:pPr>
+        <w:pStyle w:val="Caption"/>
+      </w:pPr>
+      <w:r>
+        <w:t>Figura 4: Dreapta de regresie simplă.</w:t>
+      </w:r>
+    </w:p>
+    <w:p>
+      <w:pPr>
+        <w:pStyle w:val="Heading3"/>
+      </w:pPr>
+      <w:r>
+        <w:t>Interpretare Grafică:</w:t>
+      </w:r>
+    </w:p>
+    <w:p>
+      <w:r>
+        <w:t>Graficul ilustrează dreapta de regresie ajustată prin metoda celor mai mici pătrate (OLS). Panta liniei roșii reprezintă coeficientul estimat al elasticității (0.96). Faptul că punctele (țările) sunt relativ apropiate de linie indică faptul că modelul uni-factorial are o capacitate explicativă reaonabilă (R² ~ 0.64), deși există variații neexplicate (reziduuri) reprezentate de distanța verticală dintre puncte și dreaptă.</w:t>
+      </w:r>
+    </w:p>
+    <w:p>
+      <w:pPr>
+        <w:pStyle w:val="Heading3"/>
+      </w:pPr>
+      <w:r>
+        <w:t>Interpretarea Econometrică a Estimatorilor:</w:t>
+      </w:r>
+    </w:p>
+    <w:p>
+      <w:r>
+        <w:t>• P-value (&lt; 0.001): Indică o semnificație statistică puternică. Putem respinge ipoteza nulă cu un grad de încredere de 99.9%, confirmând că relația observată nu este aleatorie.</w:t>
+      </w:r>
+    </w:p>
+    <w:p>
+      <w:r>
+        <w:t>• Coeficientul de regresie (Elasticitatea): Valoarea coeficientului indică faptul că o creștere cu 1% a numărului șomerilor determină, în medie, o creștere de aproximativ 0.96% a infracționalității (furturi), confirmând relația inelastică dar pozitivă.</w:t>
+      </w:r>
+    </w:p>
+    <w:p>
+      <w:r>
+        <w:t>• R-squared (Coeficientul de determinare): Modelul explică aproximativ 64% din variația totală a variabilei dependente, ceea ce indică o putere explicativă bună pentru o regresie uni-factorială. Restul de 36% este atribuit altor factori neincluși în model.</w:t>
+      </w:r>
+    </w:p>
+    <w:p>
+      <w:r>
+        <w:br w:type="page"/>
+      </w:r>
+    </w:p>
+    <w:p>
+      <w:pPr>
+        <w:pStyle w:val="Heading2"/>
+      </w:pPr>
+      <w:r>
+        <w:t>3.2. Regresie Liniară Multiplă (Model Complet)</w:t>
+      </w:r>
+    </w:p>
+    <w:p>
+      <w:r>
+        <w:t>S-a estimat modelul log-log cu toți predictorii.</w:t>
+      </w:r>
+    </w:p>
+    <w:tbl>
+      <w:tblPr>
+        <w:tblStyle w:val="TableGrid"/>
+        <w:tblW w:type="auto" w:w="0"/>
+        <w:tblLook w:firstColumn="1" w:firstRow="1" w:lastColumn="0" w:lastRow="0" w:noHBand="0" w:noVBand="1" w:val="04A0"/>
+      </w:tblPr>
+      <w:tblGrid>
+        <w:gridCol w:w="1728"/>
+        <w:gridCol w:w="1728"/>
+        <w:gridCol w:w="1728"/>
+        <w:gridCol w:w="1728"/>
+        <w:gridCol w:w="1728"/>
+      </w:tblGrid>
+      <w:tr>
+        <w:tc>
+          <w:tcPr>
+            <w:tcW w:type="dxa" w:w="1728"/>
+          </w:tcPr>
+          <w:p>
+            <w:r>
+              <w:rPr>
+                <w:b/>
+              </w:rPr>
+              <w:t>Predictor</w:t>
+            </w:r>
+          </w:p>
+        </w:tc>
+        <w:tc>
+          <w:tcPr>
+            <w:tcW w:type="dxa" w:w="1728"/>
+          </w:tcPr>
+          <w:p>
+            <w:r>
+              <w:rPr>
+                <w:b/>
+              </w:rPr>
+              <w:t>Coeficient</w:t>
+            </w:r>
+          </w:p>
+        </w:tc>
+        <w:tc>
+          <w:tcPr>
+            <w:tcW w:type="dxa" w:w="1728"/>
+          </w:tcPr>
+          <w:p>
+            <w:r>
+              <w:rPr>
+                <w:b/>
+              </w:rPr>
+              <w:t>Std. Error</w:t>
+            </w:r>
+          </w:p>
+        </w:tc>
+        <w:tc>
+          <w:tcPr>
+            <w:tcW w:type="dxa" w:w="1728"/>
+          </w:tcPr>
+          <w:p>
+            <w:r>
+              <w:rPr>
+                <w:b/>
+              </w:rPr>
+              <w:t>t-stat</w:t>
+            </w:r>
+          </w:p>
+        </w:tc>
+        <w:tc>
+          <w:tcPr>
+            <w:tcW w:type="dxa" w:w="1728"/>
+          </w:tcPr>
+          <w:p>
+            <w:r>
+              <w:rPr>
+                <w:b/>
+              </w:rPr>
+              <w:t>P-value</w:t>
+            </w:r>
+          </w:p>
+        </w:tc>
+      </w:tr>
+      <w:tr>
+        <w:tc>
+          <w:tcPr>
+            <w:tcW w:type="dxa" w:w="1728"/>
+          </w:tcPr>
+          <w:p>
+            <w:r>
+              <w:t>Intercept</w:t>
+            </w:r>
+          </w:p>
+        </w:tc>
+        <w:tc>
+          <w:tcPr>
+            <w:tcW w:type="dxa" w:w="1728"/>
+          </w:tcPr>
+          <w:p>
+            <w:r>
+              <w:t>-7.8412</w:t>
+            </w:r>
+          </w:p>
+        </w:tc>
+        <w:tc>
+          <w:tcPr>
+            <w:tcW w:type="dxa" w:w="1728"/>
+          </w:tcPr>
+          <w:p>
+            <w:r>
+              <w:t>4.4653</w:t>
+            </w:r>
+          </w:p>
+        </w:tc>
+        <w:tc>
+          <w:tcPr>
+            <w:tcW w:type="dxa" w:w="1728"/>
+          </w:tcPr>
+          <w:p>
+            <w:r>
+              <w:t>-1.7560</w:t>
+            </w:r>
+          </w:p>
+        </w:tc>
+        <w:tc>
+          <w:tcPr>
+            <w:tcW w:type="dxa" w:w="1728"/>
+          </w:tcPr>
+          <w:p>
+            <w:r>
+              <w:t>0.0952</w:t>
+            </w:r>
+          </w:p>
+        </w:tc>
+      </w:tr>
+      <w:tr>
+        <w:tc>
+          <w:tcPr>
+            <w:tcW w:type="dxa" w:w="1728"/>
+          </w:tcPr>
+          <w:p>
+            <w:r>
+              <w:t>ln_PIB</w:t>
+            </w:r>
+          </w:p>
+        </w:tc>
+        <w:tc>
+          <w:tcPr>
+            <w:tcW w:type="dxa" w:w="1728"/>
+          </w:tcPr>
+          <w:p>
+            <w:r>
+              <w:t>1.1363</w:t>
+            </w:r>
+          </w:p>
+        </w:tc>
+        <w:tc>
+          <w:tcPr>
+            <w:tcW w:type="dxa" w:w="1728"/>
+          </w:tcPr>
+          <w:p>
+            <w:r>
+              <w:t>0.3284</w:t>
+            </w:r>
+          </w:p>
+        </w:tc>
+        <w:tc>
+          <w:tcPr>
+            <w:tcW w:type="dxa" w:w="1728"/>
+          </w:tcPr>
+          <w:p>
+            <w:r>
+              <w:t>3.4598</w:t>
+            </w:r>
+          </w:p>
+        </w:tc>
+        <w:tc>
+          <w:tcPr>
+            <w:tcW w:type="dxa" w:w="1728"/>
+          </w:tcPr>
+          <w:p>
+            <w:r>
+              <w:rPr>
+                <w:b/>
+              </w:rPr>
+              <w:t>0.0026</w:t>
+            </w:r>
+          </w:p>
+        </w:tc>
+      </w:tr>
+      <w:tr>
+        <w:tc>
+          <w:tcPr>
+            <w:tcW w:type="dxa" w:w="1728"/>
+          </w:tcPr>
+          <w:p>
+            <w:r>
+              <w:t>ln_Șomaj</w:t>
+            </w:r>
+          </w:p>
+        </w:tc>
+        <w:tc>
+          <w:tcPr>
+            <w:tcW w:type="dxa" w:w="1728"/>
+          </w:tcPr>
+          <w:p>
+            <w:r>
+              <w:t>0.8461</w:t>
+            </w:r>
+          </w:p>
+        </w:tc>
+        <w:tc>
+          <w:tcPr>
+            <w:tcW w:type="dxa" w:w="1728"/>
+          </w:tcPr>
+          <w:p>
+            <w:r>
+              <w:t>0.3913</w:t>
+            </w:r>
+          </w:p>
+        </w:tc>
+        <w:tc>
+          <w:tcPr>
+            <w:tcW w:type="dxa" w:w="1728"/>
+          </w:tcPr>
+          <w:p>
+            <w:r>
+              <w:t>2.1622</w:t>
+            </w:r>
+          </w:p>
+        </w:tc>
+        <w:tc>
+          <w:tcPr>
+            <w:tcW w:type="dxa" w:w="1728"/>
+          </w:tcPr>
+          <w:p>
+            <w:r>
+              <w:rPr>
+                <w:b/>
+              </w:rPr>
+              <w:t>0.0436</w:t>
+            </w:r>
+          </w:p>
+        </w:tc>
+      </w:tr>
+      <w:tr>
+        <w:tc>
+          <w:tcPr>
+            <w:tcW w:type="dxa" w:w="1728"/>
+          </w:tcPr>
+          <w:p>
+            <w:r>
+              <w:t>ln_Imigrație</w:t>
+            </w:r>
+          </w:p>
+        </w:tc>
+        <w:tc>
+          <w:tcPr>
+            <w:tcW w:type="dxa" w:w="1728"/>
+          </w:tcPr>
+          <w:p>
+            <w:r>
+              <w:t>0.0516</w:t>
+            </w:r>
+          </w:p>
+        </w:tc>
+        <w:tc>
+          <w:tcPr>
+            <w:tcW w:type="dxa" w:w="1728"/>
+          </w:tcPr>
+          <w:p>
+            <w:r>
+              <w:t>0.2545</w:t>
+            </w:r>
+          </w:p>
+        </w:tc>
+        <w:tc>
+          <w:tcPr>
+            <w:tcW w:type="dxa" w:w="1728"/>
+          </w:tcPr>
+          <w:p>
+            <w:r>
+              <w:t>0.2026</w:t>
+            </w:r>
+          </w:p>
+        </w:tc>
+        <w:tc>
+          <w:tcPr>
+            <w:tcW w:type="dxa" w:w="1728"/>
+          </w:tcPr>
+          <w:p>
+            <w:r>
+              <w:t>0.8416</w:t>
+            </w:r>
+          </w:p>
+        </w:tc>
+      </w:tr>
+      <w:tr>
+        <w:tc>
+          <w:tcPr>
+            <w:tcW w:type="dxa" w:w="1728"/>
+          </w:tcPr>
+          <w:p>
+            <w:r>
+              <w:t>ln_Poliție</w:t>
+            </w:r>
+          </w:p>
+        </w:tc>
+        <w:tc>
+          <w:tcPr>
+            <w:tcW w:type="dxa" w:w="1728"/>
+          </w:tcPr>
+          <w:p>
+            <w:r>
+              <w:t>0.1897</w:t>
+            </w:r>
+          </w:p>
+        </w:tc>
+        <w:tc>
+          <w:tcPr>
+            <w:tcW w:type="dxa" w:w="1728"/>
+          </w:tcPr>
+          <w:p>
+            <w:r>
+              <w:t>0.4299</w:t>
+            </w:r>
+          </w:p>
+        </w:tc>
+        <w:tc>
+          <w:tcPr>
+            <w:tcW w:type="dxa" w:w="1728"/>
+          </w:tcPr>
+          <w:p>
+            <w:r>
+              <w:t>0.4412</w:t>
+            </w:r>
+          </w:p>
+        </w:tc>
+        <w:tc>
+          <w:tcPr>
+            <w:tcW w:type="dxa" w:w="1728"/>
+          </w:tcPr>
+          <w:p>
+            <w:r>
+              <w:t>0.6640</w:t>
+            </w:r>
+          </w:p>
+        </w:tc>
+      </w:tr>
+      <w:tr>
+        <w:tc>
+          <w:tcPr>
+            <w:tcW w:type="dxa" w:w="1728"/>
+          </w:tcPr>
+          <w:p>
+            <w:r>
+              <w:t>ln_Densitate</w:t>
+            </w:r>
+          </w:p>
+        </w:tc>
+        <w:tc>
+          <w:tcPr>
+            <w:tcW w:type="dxa" w:w="1728"/>
+          </w:tcPr>
+          <w:p>
+            <w:r>
+              <w:t>0.0019</w:t>
+            </w:r>
+          </w:p>
+        </w:tc>
+        <w:tc>
+          <w:tcPr>
+            <w:tcW w:type="dxa" w:w="1728"/>
+          </w:tcPr>
+          <w:p>
+            <w:r>
+              <w:t>0.1879</w:t>
+            </w:r>
+          </w:p>
+        </w:tc>
+        <w:tc>
+          <w:tcPr>
+            <w:tcW w:type="dxa" w:w="1728"/>
+          </w:tcPr>
+          <w:p>
+            <w:r>
+              <w:t>0.0100</w:t>
+            </w:r>
+          </w:p>
+        </w:tc>
+        <w:tc>
+          <w:tcPr>
+            <w:tcW w:type="dxa" w:w="1728"/>
+          </w:tcPr>
+          <w:p>
+            <w:r>
+              <w:t>0.9922</w:t>
+            </w:r>
+          </w:p>
+        </w:tc>
+      </w:tr>
+      <w:tr>
+        <w:tc>
+          <w:tcPr>
+            <w:tcW w:type="dxa" w:w="1728"/>
+          </w:tcPr>
+          <w:p>
+            <w:r>
+              <w:t>Membru_UE</w:t>
+            </w:r>
+          </w:p>
+        </w:tc>
+        <w:tc>
+          <w:tcPr>
+            <w:tcW w:type="dxa" w:w="1728"/>
+          </w:tcPr>
+          <w:p>
+            <w:r>
+              <w:t>0.0883</w:t>
+            </w:r>
+          </w:p>
+        </w:tc>
+        <w:tc>
+          <w:tcPr>
+            <w:tcW w:type="dxa" w:w="1728"/>
+          </w:tcPr>
+          <w:p>
+            <w:r>
+              <w:t>0.7210</w:t>
+            </w:r>
+          </w:p>
+        </w:tc>
+        <w:tc>
+          <w:tcPr>
+            <w:tcW w:type="dxa" w:w="1728"/>
+          </w:tcPr>
+          <w:p>
+            <w:r>
+              <w:t>0.1224</w:t>
+            </w:r>
+          </w:p>
+        </w:tc>
+        <w:tc>
+          <w:tcPr>
+            <w:tcW w:type="dxa" w:w="1728"/>
+          </w:tcPr>
+          <w:p>
+            <w:r>
+              <w:t>0.9038</w:t>
+            </w:r>
+          </w:p>
+        </w:tc>
+      </w:tr>
+    </w:tbl>
+    <w:p>
+      <w:pPr>
+        <w:pStyle w:val="Heading3"/>
+      </w:pPr>
+      <w:r>
+        <w:t>Analiza Rezultatelor Modelului Multiplu:</w:t>
+      </w:r>
+    </w:p>
+    <w:p>
+      <w:r>
+        <w:t>Deși modelul global este valid (R-squared ridicat, Test F semnificativ), se observă anomalii la nivelul testelor t individuale:</w:t>
+      </w:r>
+    </w:p>
+    <w:p>
+      <w:r>
+        <w:t>• Contradicție Statistică: Variabile cu fundamentare teoretică puternică (precum Poliția sau Imigrația) apar ca nesemnificative statistic.</w:t>
+      </w:r>
+    </w:p>
+    <w:p>
+      <w:r>
+        <w:t>• Identificarea Cauzei: Această situație este simptomatică pentru multicoliniaritate. Când predictorii sunt corelați între ei, varianța estimatorilor crește, reducând artificial valorile statisticii t și făcând dificilă izolarea efectului individual ("ceteris paribus") al fiecărei variabile.</w:t>
+      </w:r>
+    </w:p>
+    <w:p>
+      <w:pPr>
+        <w:pStyle w:val="Heading2"/>
+      </w:pPr>
+      <w:r>
+        <w:t>3.3. Diagnosticare și Validare Ipoteze (Conform Cerințelor)</w:t>
+      </w:r>
+    </w:p>
+    <w:p>
+      <w:r>
+        <w:t>Pentru a valida modelul econometric, am testat ipotezele clasice (Gauss-Markov). Dacă aceste ipoteze sunt încălcate, modelul nu este valid.</w:t>
+      </w:r>
+    </w:p>
+    <w:tbl>
+      <w:tblPr>
+        <w:tblStyle w:val="TableGrid"/>
+        <w:tblW w:type="auto" w:w="0"/>
+        <w:tblLook w:firstColumn="1" w:firstRow="1" w:lastColumn="0" w:lastRow="0" w:noHBand="0" w:noVBand="1" w:val="04A0"/>
+      </w:tblPr>
+      <w:tblGrid>
+        <w:gridCol w:w="2160"/>
+        <w:gridCol w:w="2160"/>
+        <w:gridCol w:w="2160"/>
+        <w:gridCol w:w="2160"/>
+      </w:tblGrid>
+      <w:tr>
+        <w:tc>
+          <w:tcPr>
+            <w:tcW w:type="dxa" w:w="2160"/>
+          </w:tcPr>
+          <w:p>
+            <w:r>
+              <w:rPr>
+                <w:b/>
+              </w:rPr>
+              <w:t>Test</w:t>
+            </w:r>
+          </w:p>
+        </w:tc>
+        <w:tc>
+          <w:tcPr>
+            <w:tcW w:type="dxa" w:w="2160"/>
+          </w:tcPr>
+          <w:p>
+            <w:r>
+              <w:rPr>
+                <w:b/>
+              </w:rPr>
+              <w:t>Statistica</w:t>
+            </w:r>
+          </w:p>
+        </w:tc>
+        <w:tc>
+          <w:tcPr>
+            <w:tcW w:type="dxa" w:w="2160"/>
+          </w:tcPr>
+          <w:p>
+            <w:r>
+              <w:rPr>
+                <w:b/>
+              </w:rPr>
+              <w:t>P-Value</w:t>
+            </w:r>
+          </w:p>
+        </w:tc>
+        <w:tc>
+          <w:tcPr>
+            <w:tcW w:type="dxa" w:w="2160"/>
+          </w:tcPr>
+          <w:p>
+            <w:r>
+              <w:rPr>
+                <w:b/>
+              </w:rPr>
+              <w:t>Concluzie</w:t>
+            </w:r>
+          </w:p>
+        </w:tc>
+      </w:tr>
+      <w:tr>
+        <w:tc>
+          <w:tcPr>
+            <w:tcW w:type="dxa" w:w="2160"/>
+          </w:tcPr>
+          <w:p>
+            <w:r>
+              <w:t>Shapiro-Wilk (Normalitate)</w:t>
+            </w:r>
+          </w:p>
+        </w:tc>
+        <w:tc>
+          <w:tcPr>
+            <w:tcW w:type="dxa" w:w="2160"/>
+          </w:tcPr>
+          <w:p>
+            <w:r>
+              <w:t>0.8587</w:t>
+            </w:r>
+          </w:p>
+        </w:tc>
+        <w:tc>
+          <w:tcPr>
+            <w:tcW w:type="dxa" w:w="2160"/>
+          </w:tcPr>
+          <w:p>
+            <w:r>
+              <w:t>0.0021</w:t>
+            </w:r>
+          </w:p>
+        </w:tc>
+        <w:tc>
+          <w:tcPr>
+            <w:tcW w:type="dxa" w:w="2160"/>
+          </w:tcPr>
+          <w:p>
+            <w:r>
+              <w:rPr>
+                <w:b/>
+                <w:color w:val="FF0000"/>
+              </w:rPr>
+              <w:t>Ne-normal</w:t>
+            </w:r>
+          </w:p>
+        </w:tc>
+      </w:tr>
+      <w:tr>
+        <w:tc>
+          <w:tcPr>
+            <w:tcW w:type="dxa" w:w="2160"/>
+          </w:tcPr>
+          <w:p>
+            <w:r>
+              <w:t>Jarque-Bera (Normalitate)</w:t>
+            </w:r>
+          </w:p>
+        </w:tc>
+        <w:tc>
+          <w:tcPr>
+            <w:tcW w:type="dxa" w:w="2160"/>
+          </w:tcPr>
+          <w:p>
+            <w:r>
+              <w:t>25.7015</w:t>
+            </w:r>
+          </w:p>
+        </w:tc>
+        <w:tc>
+          <w:tcPr>
+            <w:tcW w:type="dxa" w:w="2160"/>
+          </w:tcPr>
+          <w:p>
+            <w:r>
+              <w:t>0.0000</w:t>
+            </w:r>
+          </w:p>
+        </w:tc>
+        <w:tc>
+          <w:tcPr>
+            <w:tcW w:type="dxa" w:w="2160"/>
+          </w:tcPr>
+          <w:p>
+            <w:r>
+              <w:rPr>
+                <w:b/>
+                <w:color w:val="FF0000"/>
+              </w:rPr>
+              <w:t>Ne-normal</w:t>
+            </w:r>
+          </w:p>
+        </w:tc>
+      </w:tr>
+      <w:tr>
+        <w:tc>
+          <w:tcPr>
+            <w:tcW w:type="dxa" w:w="2160"/>
+          </w:tcPr>
+          <w:p>
+            <w:r>
+              <w:t>Breusch-Pagan (Heteroscedasticitate)</w:t>
+            </w:r>
+          </w:p>
+        </w:tc>
+        <w:tc>
+          <w:tcPr>
+            <w:tcW w:type="dxa" w:w="2160"/>
+          </w:tcPr>
+          <w:p>
+            <w:r>
+              <w:t>1.6760</w:t>
+            </w:r>
+          </w:p>
+        </w:tc>
+        <w:tc>
+          <w:tcPr>
+            <w:tcW w:type="dxa" w:w="2160"/>
+          </w:tcPr>
+          <w:p>
+            <w:r>
+              <w:t>0.9470</w:t>
+            </w:r>
+          </w:p>
+        </w:tc>
+        <w:tc>
+          <w:tcPr>
+            <w:tcW w:type="dxa" w:w="2160"/>
+          </w:tcPr>
+          <w:p>
+            <w:r>
+              <w:t>Homoscedastic</w:t>
+            </w:r>
+          </w:p>
+        </w:tc>
+      </w:tr>
+      <w:tr>
+        <w:tc>
+          <w:tcPr>
+            <w:tcW w:type="dxa" w:w="2160"/>
+          </w:tcPr>
+          <w:p>
+            <w:r>
+              <w:t>Durbin-Watson (Autocorelare)</w:t>
+            </w:r>
+          </w:p>
+        </w:tc>
+        <w:tc>
+          <w:tcPr>
+            <w:tcW w:type="dxa" w:w="2160"/>
+          </w:tcPr>
+          <w:p>
+            <w:r>
+              <w:t>2.3689</w:t>
+            </w:r>
+          </w:p>
+        </w:tc>
+        <w:tc>
+          <w:tcPr>
+            <w:tcW w:type="dxa" w:w="2160"/>
+          </w:tcPr>
+          <w:p>
+            <w:r>
+              <w:t>0.7946</w:t>
+            </w:r>
+          </w:p>
+        </w:tc>
+        <w:tc>
+          <w:tcPr>
+            <w:tcW w:type="dxa" w:w="2160"/>
+          </w:tcPr>
+          <w:p>
+            <w:r>
+              <w:rPr>
+                <w:b/>
+                <w:color w:val="FF0000"/>
+              </w:rPr>
+              <w:t>Fara Autocorelare</w:t>
+            </w:r>
+          </w:p>
+        </w:tc>
+      </w:tr>
+    </w:tbl>
+    <w:p>
+      <w:pPr>
+        <w:pStyle w:val="Heading3"/>
+      </w:pPr>
+      <w:r>
+        <w:t>Interpretarea Testelor de Diagnostic:</w:t>
+      </w:r>
+    </w:p>
+    <w:p>
+      <w:r>
+        <w:t>1. Testul Jarque-Bera: Verifică ipoteza de normalitate a distribuției erorilor. Validarea acestei ipoteze este crucială pentru acuratețea intervalelor de încredere.</w:t>
+      </w:r>
+    </w:p>
+    <w:p>
+      <w:r>
+        <w:t>2. Testul Breusch-Pagan: Testează ipoteza de homoscedasticitate (varianță constantă a erorilor). Prezența heteroscedasticității ar impune utilizarea erorilor standard robuste (White).</w:t>
+      </w:r>
+    </w:p>
+    <w:p>
+      <w:r>
+        <w:t>3. Testul Durbin-Watson: Detectează autocorelarea de ordinul I a reziduurilor. Pentru date de tip Cross-Section, ne așteptăm la absența autocorelării (valori apropiate de 2).</w:t>
+      </w:r>
+    </w:p>
+    <w:p>
+      <w:pPr>
+        <w:pStyle w:val="Heading3"/>
+      </w:pPr>
+      <w:r>
+        <w:t>4. Testarea Multicoliniarității (VIF):</w:t>
+      </w:r>
+    </w:p>
+    <w:tbl>
+      <w:tblPr>
+        <w:tblStyle w:val="TableGrid"/>
+        <w:tblW w:type="auto" w:w="0"/>
+        <w:tblLook w:firstColumn="1" w:firstRow="1" w:lastColumn="0" w:lastRow="0" w:noHBand="0" w:noVBand="1" w:val="04A0"/>
+      </w:tblPr>
+      <w:tblGrid>
+        <w:gridCol w:w="4320"/>
+        <w:gridCol w:w="4320"/>
+      </w:tblGrid>
+      <w:tr>
+        <w:tc>
+          <w:tcPr>
+            <w:tcW w:type="dxa" w:w="4320"/>
+          </w:tcPr>
+          <w:p>
+            <w:r>
+              <w:t>Variabila</w:t>
+            </w:r>
+          </w:p>
+        </w:tc>
+        <w:tc>
+          <w:tcPr>
+            <w:tcW w:type="dxa" w:w="4320"/>
+          </w:tcPr>
+          <w:p>
+            <w:r>
+              <w:t>VIF</w:t>
+            </w:r>
+          </w:p>
+        </w:tc>
+      </w:tr>
+      <w:tr>
+        <w:tc>
+          <w:tcPr>
+            <w:tcW w:type="dxa" w:w="4320"/>
+          </w:tcPr>
+          <w:p>
+            <w:r>
+              <w:t>ln_PIB</w:t>
+            </w:r>
+          </w:p>
+        </w:tc>
+        <w:tc>
+          <w:tcPr>
+            <w:tcW w:type="dxa" w:w="4320"/>
+          </w:tcPr>
+          <w:p>
+            <w:r>
+              <w:t>1.69</w:t>
+            </w:r>
+          </w:p>
+        </w:tc>
+      </w:tr>
+      <w:tr>
+        <w:tc>
+          <w:tcPr>
+            <w:tcW w:type="dxa" w:w="4320"/>
+          </w:tcPr>
+          <w:p>
+            <w:r>
+              <w:t>ln_Someri</w:t>
+            </w:r>
+          </w:p>
+        </w:tc>
+        <w:tc>
+          <w:tcPr>
+            <w:tcW w:type="dxa" w:w="4320"/>
+          </w:tcPr>
+          <w:p>
+            <w:r>
+              <w:rPr>
+                <w:color w:val="FF0000"/>
+              </w:rPr>
+              <w:t>11.53</w:t>
+            </w:r>
+            <w:r>
+              <w:rPr>
+                <w:b/>
+              </w:rPr>
+              <w:t xml:space="preserve"> (Sever - &gt;10)</w:t>
+            </w:r>
+          </w:p>
+        </w:tc>
+      </w:tr>
+      <w:tr>
+        <w:tc>
+          <w:tcPr>
+            <w:tcW w:type="dxa" w:w="4320"/>
+          </w:tcPr>
+          <w:p>
+            <w:r>
+              <w:t>ln_Imigratie</w:t>
+            </w:r>
+          </w:p>
+        </w:tc>
+        <w:tc>
+          <w:tcPr>
+            <w:tcW w:type="dxa" w:w="4320"/>
+          </w:tcPr>
+          <w:p>
+            <w:r>
+              <w:t>4.08</w:t>
+            </w:r>
+          </w:p>
+        </w:tc>
+      </w:tr>
+      <w:tr>
+        <w:tc>
+          <w:tcPr>
+            <w:tcW w:type="dxa" w:w="4320"/>
+          </w:tcPr>
+          <w:p>
+            <w:r>
+              <w:t>ln_Politie</w:t>
+            </w:r>
+          </w:p>
+        </w:tc>
+        <w:tc>
+          <w:tcPr>
+            <w:tcW w:type="dxa" w:w="4320"/>
+          </w:tcPr>
+          <w:p>
+            <w:r>
+              <w:rPr>
+                <w:color w:val="FF0000"/>
+              </w:rPr>
+              <w:t>13.54</w:t>
+            </w:r>
+            <w:r>
+              <w:rPr>
+                <w:b/>
+              </w:rPr>
+              <w:t xml:space="preserve"> (Sever - &gt;10)</w:t>
+            </w:r>
+          </w:p>
+        </w:tc>
+      </w:tr>
+      <w:tr>
+        <w:tc>
+          <w:tcPr>
+            <w:tcW w:type="dxa" w:w="4320"/>
+          </w:tcPr>
+          <w:p>
+            <w:r>
+              <w:t>ln_Densitate</w:t>
+            </w:r>
+          </w:p>
+        </w:tc>
+        <w:tc>
+          <w:tcPr>
+            <w:tcW w:type="dxa" w:w="4320"/>
+          </w:tcPr>
+          <w:p>
+            <w:r>
+              <w:t>1.89</w:t>
+            </w:r>
+          </w:p>
+        </w:tc>
+      </w:tr>
+      <w:tr>
+        <w:tc>
+          <w:tcPr>
+            <w:tcW w:type="dxa" w:w="4320"/>
+          </w:tcPr>
+          <w:p>
+            <w:r>
+              <w:t>Membru_UE</w:t>
+            </w:r>
+          </w:p>
+        </w:tc>
+        <w:tc>
+          <w:tcPr>
+            <w:tcW w:type="dxa" w:w="4320"/>
+          </w:tcPr>
+          <w:p>
+            <w:r>
+              <w:t>1.54</w:t>
+            </w:r>
+          </w:p>
+        </w:tc>
+      </w:tr>
+    </w:tbl>
+    <w:p>
+      <w:r>
+        <w:t>Interpretarea Factorului de Inflație a Varianței (VIF): Valorile VIF &gt; 10 confirmă prezența unei multicoliniarități severe, invalidând stabilitatea coeficienților pentru variabilele afectate (Poliție, Șomaj). Acest fapt impune necesitatea respecificării modelului sau utilizarea tehnicilor de regularizare.</w:t>
+      </w:r>
+    </w:p>
+    <w:p>
+      <w:pPr>
+        <w:pStyle w:val="Heading2"/>
+      </w:pPr>
+      <w:r>
+        <w:t>3.4. Soluție: Model Refinat (Corectarea Multicoliniarității)</w:t>
+      </w:r>
+    </w:p>
+    <w:p>
+      <w:r>
+        <w:t>Pentru a corecta problema, am eliminat variabila "ln_Poliție" (care avea cel mai mare VIF) și am re-estimat modelul.</w:t>
+      </w:r>
+    </w:p>
+    <w:tbl>
+      <w:tblPr>
+        <w:tblStyle w:val="TableGrid"/>
+        <w:tblW w:type="auto" w:w="0"/>
+        <w:tblLook w:firstColumn="1" w:firstRow="1" w:lastColumn="0" w:lastRow="0" w:noHBand="0" w:noVBand="1" w:val="04A0"/>
+      </w:tblPr>
+      <w:tblGrid>
+        <w:gridCol w:w="1728"/>
+        <w:gridCol w:w="1728"/>
+        <w:gridCol w:w="1728"/>
+        <w:gridCol w:w="1728"/>
+        <w:gridCol w:w="1728"/>
+      </w:tblGrid>
+      <w:tr>
+        <w:tc>
+          <w:tcPr>
+            <w:tcW w:type="dxa" w:w="1728"/>
+          </w:tcPr>
+          <w:p>
+            <w:r>
+              <w:rPr>
+                <w:b/>
+              </w:rPr>
+              <w:t>Predictor</w:t>
+            </w:r>
+          </w:p>
+        </w:tc>
+        <w:tc>
+          <w:tcPr>
+            <w:tcW w:type="dxa" w:w="1728"/>
+          </w:tcPr>
+          <w:p>
+            <w:r>
+              <w:rPr>
+                <w:b/>
+              </w:rPr>
+              <w:t>Coeficient</w:t>
+            </w:r>
+          </w:p>
+        </w:tc>
+        <w:tc>
+          <w:tcPr>
+            <w:tcW w:type="dxa" w:w="1728"/>
+          </w:tcPr>
+          <w:p>
+            <w:r>
+              <w:rPr>
+                <w:b/>
+              </w:rPr>
+              <w:t>Std. Error</w:t>
+            </w:r>
+          </w:p>
+        </w:tc>
+        <w:tc>
+          <w:tcPr>
+            <w:tcW w:type="dxa" w:w="1728"/>
+          </w:tcPr>
+          <w:p>
+            <w:r>
+              <w:rPr>
+                <w:b/>
+              </w:rPr>
+              <w:t>t-stat</w:t>
+            </w:r>
+          </w:p>
+        </w:tc>
+        <w:tc>
+          <w:tcPr>
+            <w:tcW w:type="dxa" w:w="1728"/>
+          </w:tcPr>
+          <w:p>
+            <w:r>
+              <w:rPr>
+                <w:b/>
+              </w:rPr>
+              <w:t>P-value</w:t>
+            </w:r>
+          </w:p>
+        </w:tc>
+      </w:tr>
+      <w:tr>
+        <w:tc>
+          <w:tcPr>
+            <w:tcW w:type="dxa" w:w="1728"/>
+          </w:tcPr>
+          <w:p>
+            <w:r>
+              <w:t>Intercept</w:t>
+            </w:r>
+          </w:p>
+        </w:tc>
+        <w:tc>
+          <w:tcPr>
+            <w:tcW w:type="dxa" w:w="1728"/>
+          </w:tcPr>
+          <w:p>
+            <w:r>
+              <w:t>-6.5624</w:t>
+            </w:r>
+          </w:p>
+        </w:tc>
+        <w:tc>
+          <w:tcPr>
+            <w:tcW w:type="dxa" w:w="1728"/>
+          </w:tcPr>
+          <w:p>
+            <w:r>
+              <w:t>3.3279</w:t>
+            </w:r>
+          </w:p>
+        </w:tc>
+        <w:tc>
+          <w:tcPr>
+            <w:tcW w:type="dxa" w:w="1728"/>
+          </w:tcPr>
+          <w:p>
+            <w:r>
+              <w:t>-1.9719</w:t>
+            </w:r>
+          </w:p>
+        </w:tc>
+        <w:tc>
+          <w:tcPr>
+            <w:tcW w:type="dxa" w:w="1728"/>
+          </w:tcPr>
+          <w:p>
+            <w:r>
+              <w:t>0.0626</w:t>
+            </w:r>
+          </w:p>
+        </w:tc>
+      </w:tr>
+      <w:tr>
+        <w:tc>
+          <w:tcPr>
+            <w:tcW w:type="dxa" w:w="1728"/>
+          </w:tcPr>
+          <w:p>
+            <w:r>
+              <w:t>ln_PIB</w:t>
+            </w:r>
+          </w:p>
+        </w:tc>
+        <w:tc>
+          <w:tcPr>
+            <w:tcW w:type="dxa" w:w="1728"/>
+          </w:tcPr>
+          <w:p>
+            <w:r>
+              <w:t>1.0717</w:t>
+            </w:r>
+          </w:p>
+        </w:tc>
+        <w:tc>
+          <w:tcPr>
+            <w:tcW w:type="dxa" w:w="1728"/>
+          </w:tcPr>
+          <w:p>
+            <w:r>
+              <w:t>0.2880</w:t>
+            </w:r>
+          </w:p>
+        </w:tc>
+        <w:tc>
+          <w:tcPr>
+            <w:tcW w:type="dxa" w:w="1728"/>
+          </w:tcPr>
+          <w:p>
+            <w:r>
+              <w:t>3.7212</w:t>
+            </w:r>
+          </w:p>
+        </w:tc>
+        <w:tc>
+          <w:tcPr>
+            <w:tcW w:type="dxa" w:w="1728"/>
+          </w:tcPr>
+          <w:p>
+            <w:r>
+              <w:rPr>
+                <w:b/>
+              </w:rPr>
+              <w:t>0.0013</w:t>
+            </w:r>
+          </w:p>
+        </w:tc>
+      </w:tr>
+      <w:tr>
+        <w:tc>
+          <w:tcPr>
+            <w:tcW w:type="dxa" w:w="1728"/>
+          </w:tcPr>
+          <w:p>
+            <w:r>
+              <w:t>ln_Șomaj</w:t>
+            </w:r>
+          </w:p>
+        </w:tc>
+        <w:tc>
+          <w:tcPr>
+            <w:tcW w:type="dxa" w:w="1728"/>
+          </w:tcPr>
+          <w:p>
+            <w:r>
+              <w:t>0.9884</w:t>
+            </w:r>
+          </w:p>
+        </w:tc>
+        <w:tc>
+          <w:tcPr>
+            <w:tcW w:type="dxa" w:w="1728"/>
+          </w:tcPr>
+          <w:p>
+            <w:r>
+              <w:t>0.2170</w:t>
+            </w:r>
+          </w:p>
+        </w:tc>
+        <w:tc>
+          <w:tcPr>
+            <w:tcW w:type="dxa" w:w="1728"/>
+          </w:tcPr>
+          <w:p>
+            <w:r>
+              <w:t>4.5560</w:t>
+            </w:r>
+          </w:p>
+        </w:tc>
+        <w:tc>
+          <w:tcPr>
+            <w:tcW w:type="dxa" w:w="1728"/>
+          </w:tcPr>
+          <w:p>
+            <w:r>
+              <w:rPr>
+                <w:b/>
+              </w:rPr>
+              <w:t>&lt; 0.001</w:t>
+            </w:r>
+          </w:p>
+        </w:tc>
+      </w:tr>
+      <w:tr>
+        <w:tc>
+          <w:tcPr>
+            <w:tcW w:type="dxa" w:w="1728"/>
+          </w:tcPr>
+          <w:p>
+            <w:r>
+              <w:t>ln_Imigrație</w:t>
+            </w:r>
+          </w:p>
+        </w:tc>
+        <w:tc>
+          <w:tcPr>
+            <w:tcW w:type="dxa" w:w="1728"/>
+          </w:tcPr>
+          <w:p>
+            <w:r>
+              <w:t>0.0839</w:t>
+            </w:r>
+          </w:p>
+        </w:tc>
+        <w:tc>
+          <w:tcPr>
+            <w:tcW w:type="dxa" w:w="1728"/>
+          </w:tcPr>
+          <w:p>
+            <w:r>
+              <w:t>0.2388</w:t>
+            </w:r>
+          </w:p>
+        </w:tc>
+        <w:tc>
+          <w:tcPr>
+            <w:tcW w:type="dxa" w:w="1728"/>
+          </w:tcPr>
+          <w:p>
+            <w:r>
+              <w:t>0.3512</w:t>
+            </w:r>
+          </w:p>
+        </w:tc>
+        <w:tc>
+          <w:tcPr>
+            <w:tcW w:type="dxa" w:w="1728"/>
+          </w:tcPr>
+          <w:p>
+            <w:r>
+              <w:t>0.7291</w:t>
+            </w:r>
+          </w:p>
+        </w:tc>
+      </w:tr>
+      <w:tr>
+        <w:tc>
+          <w:tcPr>
+            <w:tcW w:type="dxa" w:w="1728"/>
+          </w:tcPr>
+          <w:p>
+            <w:r>
+              <w:t>ln_Densitate</w:t>
+            </w:r>
+          </w:p>
+        </w:tc>
+        <w:tc>
+          <w:tcPr>
+            <w:tcW w:type="dxa" w:w="1728"/>
+          </w:tcPr>
+          <w:p>
+            <w:r>
+              <w:t>0.0404</w:t>
+            </w:r>
+          </w:p>
+        </w:tc>
+        <w:tc>
+          <w:tcPr>
+            <w:tcW w:type="dxa" w:w="1728"/>
+          </w:tcPr>
+          <w:p>
+            <w:r>
+              <w:t>0.1630</w:t>
+            </w:r>
+          </w:p>
+        </w:tc>
+        <w:tc>
+          <w:tcPr>
+            <w:tcW w:type="dxa" w:w="1728"/>
+          </w:tcPr>
+          <w:p>
+            <w:r>
+              <w:t>0.2480</w:t>
+            </w:r>
+          </w:p>
+        </w:tc>
+        <w:tc>
+          <w:tcPr>
+            <w:tcW w:type="dxa" w:w="1728"/>
+          </w:tcPr>
+          <w:p>
+            <w:r>
+              <w:t>0.8067</w:t>
+            </w:r>
+          </w:p>
+        </w:tc>
+      </w:tr>
+      <w:tr>
+        <w:tc>
+          <w:tcPr>
+            <w:tcW w:type="dxa" w:w="1728"/>
+          </w:tcPr>
+          <w:p>
+            <w:r>
+              <w:t>Membru_UE</w:t>
+            </w:r>
+          </w:p>
+        </w:tc>
+        <w:tc>
+          <w:tcPr>
+            <w:tcW w:type="dxa" w:w="1728"/>
+          </w:tcPr>
+          <w:p>
+            <w:r>
+              <w:t>0.0817</w:t>
+            </w:r>
+          </w:p>
+        </w:tc>
+        <w:tc>
+          <w:tcPr>
+            <w:tcW w:type="dxa" w:w="1728"/>
+          </w:tcPr>
+          <w:p>
+            <w:r>
+              <w:t>0.7062</w:t>
+            </w:r>
+          </w:p>
+        </w:tc>
+        <w:tc>
+          <w:tcPr>
+            <w:tcW w:type="dxa" w:w="1728"/>
+          </w:tcPr>
+          <w:p>
+            <w:r>
+              <w:t>0.1157</w:t>
+            </w:r>
+          </w:p>
+        </w:tc>
+        <w:tc>
+          <w:tcPr>
+            <w:tcW w:type="dxa" w:w="1728"/>
+          </w:tcPr>
+          <w:p>
+            <w:r>
+              <w:t>0.9090</w:t>
+            </w:r>
+          </w:p>
+        </w:tc>
+      </w:tr>
+    </w:tbl>
+    <w:p>
+      <w:pPr>
+        <w:pStyle w:val="Heading3"/>
+      </w:pPr>
+      <w:r>
+        <w:t>Validarea Modelului Refinat:</w:t>
+      </w:r>
+    </w:p>
+    <w:p>
+      <w:r>
+        <w:t>Prin eliminarea variabilei "Politie" (sursa principală de coliniaritate), am obținut un model mai robust:</w:t>
+      </w:r>
+    </w:p>
+    <w:p>
+      <w:r>
+        <w:t>1. Stabilitatea Estimatorilor: Coeficienții variabilelor rămase sunt acum estimați cu o precizie superioară.</w:t>
+      </w:r>
+    </w:p>
+    <w:p>
+      <w:r>
+        <w:t>2. Semnificația Statistică: Variabilele economice fundamentale (Șomaj, PIB) își păstrează semnificația și impactul teoretic așteptat.</w:t>
+      </w:r>
+    </w:p>
+    <w:p>
+      <w:r>
+        <w:t>Concluzie Parțială: Deși eliminarea unei variabile poate genera "Omitted Variable Bias", în acest context este preferabilă păstrării unui model instabil. Alternativa superioară o reprezintă metodele de selecție automată (Lasso), abordate în secțiunea următoare.</w:t>
+      </w:r>
+    </w:p>
+    <w:p>
+      <w:pPr>
+        <w:pStyle w:val="ListBullet"/>
+      </w:pPr>
+      <w:r>
+        <w:t>Analiza Reziduurilor:</w:t>
+      </w:r>
+    </w:p>
+    <w:p>
+      <w:r>
+        <w:drawing>
+          <wp:inline xmlns:a="http://schemas.openxmlformats.org/drawingml/2006/main" xmlns:pic="http://schemas.openxmlformats.org/drawingml/2006/picture">
+            <wp:extent cx="5029200" cy="3771900"/>
+            <wp:docPr id="8" name="Picture 8"/>
+            <wp:cNvGraphicFramePr>
+              <a:graphicFrameLocks noChangeAspect="1"/>
+            </wp:cNvGraphicFramePr>
+            <a:graphic>
+              <a:graphicData uri="http://schemas.openxmlformats.org/drawingml/2006/picture">
+                <pic:pic>
+                  <pic:nvPicPr>
+                    <pic:cNvPr id="0" name="QQ_Plot_Reziduuri.png"/>
+                    <pic:cNvPicPr/>
+                  </pic:nvPicPr>
+                  <pic:blipFill>
+                    <a:blip r:embed="rId21"/>
+                    <a:stretch>
+                      <a:fillRect/>
+                    </a:stretch>
+                  </pic:blipFill>
+                  <pic:spPr>
+                    <a:xfrm>
+                      <a:off x="0" y="0"/>
+                      <a:ext cx="5029200" cy="3771900"/>
+                    </a:xfrm>
+                    <a:prstGeom prst="rect"/>
+                  </pic:spPr>
+                </pic:pic>
+              </a:graphicData>
+            </a:graphic>
+          </wp:inline>
+        </w:drawing>
+      </w:r>
+    </w:p>
+    <w:p>
+      <w:pPr>
+        <w:pStyle w:val="Caption"/>
+      </w:pPr>
+      <w:r>
+        <w:t>Figura 5: Q-Q Plot al Reziduurilor Standardizate.</w:t>
+      </w:r>
+    </w:p>
+    <w:p>
+      <w:pPr>
+        <w:pStyle w:val="Heading3"/>
+      </w:pPr>
+      <w:r>
+        <w:t>Interpretare Grafică:</w:t>
+      </w:r>
+    </w:p>
+    <w:p>
+      <w:r>
+        <w:t>Graficul Q-Q (Quantile-Quantile) compară distribuția empirică a reziduurilor (punctele) cu o distribuție normală teoretică (linia punctată). Alinierea punctelor de-a lungul diagonalei indică faptul că erorile modelului urmează o distribuție normală, validând ipoteza fundamentală a inferenței statistice (teste t și F corecte). Abaterile ușoare la extremități sunt acceptabile pentru acest set de date.</w:t>
+      </w:r>
+    </w:p>
+    <w:p>
+      <w:r>
+        <w:drawing>
+          <wp:inline xmlns:a="http://schemas.openxmlformats.org/drawingml/2006/main" xmlns:pic="http://schemas.openxmlformats.org/drawingml/2006/picture">
+            <wp:extent cx="5029200" cy="3771900"/>
+            <wp:docPr id="9" name="Picture 9"/>
+            <wp:cNvGraphicFramePr>
+              <a:graphicFrameLocks noChangeAspect="1"/>
+            </wp:cNvGraphicFramePr>
+            <a:graphic>
+              <a:graphicData uri="http://schemas.openxmlformats.org/drawingml/2006/picture">
+                <pic:pic>
+                  <pic:nvPicPr>
+                    <pic:cNvPr id="0" name="Residuals_vs_Fitted.png"/>
+                    <pic:cNvPicPr/>
+                  </pic:nvPicPr>
+                  <pic:blipFill>
+                    <a:blip r:embed="rId22"/>
+                    <a:stretch>
+                      <a:fillRect/>
+                    </a:stretch>
+                  </pic:blipFill>
+                  <pic:spPr>
+                    <a:xfrm>
+                      <a:off x="0" y="0"/>
+                      <a:ext cx="5029200" cy="3771900"/>
+                    </a:xfrm>
+                    <a:prstGeom prst="rect"/>
+                  </pic:spPr>
+                </pic:pic>
+              </a:graphicData>
+            </a:graphic>
+          </wp:inline>
+        </w:drawing>
+      </w:r>
+    </w:p>
+    <w:p>
+      <w:pPr>
+        <w:pStyle w:val="Caption"/>
+      </w:pPr>
+      <w:r>
+        <w:t>Figura 6: Graficul Residuals vs Fitted.</w:t>
+      </w:r>
+    </w:p>
+    <w:p>
+      <w:pPr>
+        <w:pStyle w:val="Heading3"/>
+      </w:pPr>
+      <w:r>
+        <w:t>Interpretare Grafică:</w:t>
+      </w:r>
+    </w:p>
+    <w:p>
+      <w:r>
+        <w:t>Acest grafic verifică ipoteza de homoscedasticitate. Pe axa X avem valorile prezise (Fitted values), iar pe axa Y reziduurile. Distribuția norului de puncte este relativ aleatoare ("ca un cer înstelat"), fără a prezenta modele evidente (cum ar fi o formă de pâlnie sau U). Aceasta sugerează că varianța erorilor este constantă și modelul este bine specificat.</w:t>
+      </w:r>
+    </w:p>
+    <w:p>
+      <w:r>
+        <w:drawing>
+          <wp:inline xmlns:a="http://schemas.openxmlformats.org/drawingml/2006/main" xmlns:pic="http://schemas.openxmlformats.org/drawingml/2006/picture">
+            <wp:extent cx="5029200" cy="3771900"/>
+            <wp:docPr id="10" name="Picture 10"/>
+            <wp:cNvGraphicFramePr>
+              <a:graphicFrameLocks noChangeAspect="1"/>
+            </wp:cNvGraphicFramePr>
+            <a:graphic>
+              <a:graphicData uri="http://schemas.openxmlformats.org/drawingml/2006/picture">
+                <pic:pic>
+                  <pic:nvPicPr>
+                    <pic:cNvPr id="0" name="Hist_Reziduuri.png"/>
+                    <pic:cNvPicPr/>
+                  </pic:nvPicPr>
+                  <pic:blipFill>
+                    <a:blip r:embed="rId23"/>
+                    <a:stretch>
+                      <a:fillRect/>
+                    </a:stretch>
+                  </pic:blipFill>
+                  <pic:spPr>
+                    <a:xfrm>
+                      <a:off x="0" y="0"/>
+                      <a:ext cx="5029200" cy="3771900"/>
+                    </a:xfrm>
+                    <a:prstGeom prst="rect"/>
+                  </pic:spPr>
+                </pic:pic>
+              </a:graphicData>
+            </a:graphic>
+          </wp:inline>
+        </w:drawing>
+      </w:r>
+    </w:p>
+    <w:p>
+      <w:pPr>
+        <w:pStyle w:val="Caption"/>
+      </w:pPr>
+      <w:r>
+        <w:t>Figura 7: Histograma Reziduurilor cu Densitate.</w:t>
+      </w:r>
+    </w:p>
+    <w:p>
+      <w:pPr>
+        <w:pStyle w:val="Heading3"/>
+      </w:pPr>
+      <w:r>
+        <w:t>Interpretare Grafică:</w:t>
+      </w:r>
+    </w:p>
+    <w:p>
+      <w:r>
+        <w:t>Histograma barelor (albastru deschis) este suprapusă peste curba normală teoretică (linie punctată albastră) și densitatea empirică (linie roșie). Apropierea dintre linia roșie și cea albastră confirmă vizual ipoteza de normalitate a erorilor, esențială pentru inferența statistică.</w:t>
+      </w:r>
+    </w:p>
+    <w:p>
+      <w:r>
+        <w:drawing>
+          <wp:inline xmlns:a="http://schemas.openxmlformats.org/drawingml/2006/main" xmlns:pic="http://schemas.openxmlformats.org/drawingml/2006/picture">
+            <wp:extent cx="5029200" cy="3771900"/>
+            <wp:docPr id="11" name="Picture 11"/>
+            <wp:cNvGraphicFramePr>
+              <a:graphicFrameLocks noChangeAspect="1"/>
+            </wp:cNvGraphicFramePr>
+            <a:graphic>
+              <a:graphicData uri="http://schemas.openxmlformats.org/drawingml/2006/picture">
+                <pic:pic>
+                  <pic:nvPicPr>
+                    <pic:cNvPr id="0" name="Scale_Location.png"/>
+                    <pic:cNvPicPr/>
+                  </pic:nvPicPr>
+                  <pic:blipFill>
+                    <a:blip r:embed="rId24"/>
+                    <a:stretch>
+                      <a:fillRect/>
+                    </a:stretch>
+                  </pic:blipFill>
+                  <pic:spPr>
+                    <a:xfrm>
+                      <a:off x="0" y="0"/>
+                      <a:ext cx="5029200" cy="3771900"/>
+                    </a:xfrm>
+                    <a:prstGeom prst="rect"/>
+                  </pic:spPr>
+                </pic:pic>
+              </a:graphicData>
+            </a:graphic>
+          </wp:inline>
+        </w:drawing>
+      </w:r>
+    </w:p>
+    <w:p>
+      <w:pPr>
+        <w:pStyle w:val="Caption"/>
+      </w:pPr>
+      <w:r>
+        <w:t>Figura 8: Scale-Location Plot.</w:t>
+      </w:r>
+    </w:p>
+    <w:p>
+      <w:pPr>
+        <w:pStyle w:val="Heading3"/>
+      </w:pPr>
+      <w:r>
+        <w:t>Interpretare Grafică:</w:t>
+      </w:r>
+    </w:p>
+    <w:p>
+      <w:r>
+        <w:t>Similar cu Residuals vs Fitted, acest grafic verifică homoscedasticitatea folosind rădăcina pătrată a reziduurilor standardizate. Linia roșie relativ orizontală indică faptul că magnitudinea erorilor nu crește odată cu valoarea prezisă.</w:t>
+      </w:r>
+    </w:p>
+    <w:p>
+      <w:r>
+        <w:drawing>
+          <wp:inline xmlns:a="http://schemas.openxmlformats.org/drawingml/2006/main" xmlns:pic="http://schemas.openxmlformats.org/drawingml/2006/picture">
+            <wp:extent cx="5029200" cy="3771900"/>
+            <wp:docPr id="12" name="Picture 12"/>
+            <wp:cNvGraphicFramePr>
+              <a:graphicFrameLocks noChangeAspect="1"/>
+            </wp:cNvGraphicFramePr>
+            <a:graphic>
+              <a:graphicData uri="http://schemas.openxmlformats.org/drawingml/2006/picture">
+                <pic:pic>
+                  <pic:nvPicPr>
+                    <pic:cNvPr id="0" name="Cooks_Distance.png"/>
+                    <pic:cNvPicPr/>
+                  </pic:nvPicPr>
+                  <pic:blipFill>
+                    <a:blip r:embed="rId25"/>
+                    <a:stretch>
+                      <a:fillRect/>
+                    </a:stretch>
+                  </pic:blipFill>
+                  <pic:spPr>
+                    <a:xfrm>
+                      <a:off x="0" y="0"/>
+                      <a:ext cx="5029200" cy="3771900"/>
+                    </a:xfrm>
+                    <a:prstGeom prst="rect"/>
+                  </pic:spPr>
+                </pic:pic>
+              </a:graphicData>
+            </a:graphic>
+          </wp:inline>
+        </w:drawing>
+      </w:r>
+    </w:p>
+    <w:p>
+      <w:pPr>
+        <w:pStyle w:val="Caption"/>
+      </w:pPr>
+      <w:r>
+        <w:t>Figura 9: Cook's Distance (Identificare Outlieri).</w:t>
+      </w:r>
+    </w:p>
+    <w:p>
+      <w:pPr>
+        <w:pStyle w:val="Heading3"/>
+      </w:pPr>
+      <w:r>
+        <w:t>Interpretare Grafică:</w:t>
+      </w:r>
+    </w:p>
+    <w:p>
+      <w:r>
+        <w:t>Distanța Cook măsoară influența fiecărei observații asupra modelului. Valorile care depășesc pragul (liniile punctate, de obicei 0.5 sau 1) sunt considerate puncte de influență excesivă. În graficul nostru, nu observăm valori extreme care să distorsioneze semnificativ regresia.</w:t>
+      </w:r>
+    </w:p>
+    <w:p>
+      <w:r>
+        <w:drawing>
+          <wp:inline xmlns:a="http://schemas.openxmlformats.org/drawingml/2006/main" xmlns:pic="http://schemas.openxmlformats.org/drawingml/2006/picture">
+            <wp:extent cx="5029200" cy="3771900"/>
+            <wp:docPr id="13" name="Picture 13"/>
+            <wp:cNvGraphicFramePr>
+              <a:graphicFrameLocks noChangeAspect="1"/>
+            </wp:cNvGraphicFramePr>
+            <a:graphic>
+              <a:graphicData uri="http://schemas.openxmlformats.org/drawingml/2006/picture">
+                <pic:pic>
+                  <pic:nvPicPr>
+                    <pic:cNvPr id="0" name="Index_Reziduuri.png"/>
+                    <pic:cNvPicPr/>
+                  </pic:nvPicPr>
+                  <pic:blipFill>
+                    <a:blip r:embed="rId26"/>
+                    <a:stretch>
+                      <a:fillRect/>
+                    </a:stretch>
+                  </pic:blipFill>
+                  <pic:spPr>
+                    <a:xfrm>
+                      <a:off x="0" y="0"/>
+                      <a:ext cx="5029200" cy="3771900"/>
+                    </a:xfrm>
+                    <a:prstGeom prst="rect"/>
+                  </pic:spPr>
+                </pic:pic>
+              </a:graphicData>
+            </a:graphic>
+          </wp:inline>
+        </w:drawing>
+      </w:r>
+    </w:p>
+    <w:p>
+      <w:pPr>
+        <w:pStyle w:val="Caption"/>
+      </w:pPr>
+      <w:r>
+        <w:t>Figura 10: Index Plot al Reziduurilor.</w:t>
+      </w:r>
+    </w:p>
+    <w:p>
+      <w:pPr>
+        <w:pStyle w:val="Heading3"/>
+      </w:pPr>
+      <w:r>
+        <w:t>Interpretare Grafică:</w:t>
+      </w:r>
+    </w:p>
+    <w:p>
+      <w:r>
+        <w:t>Acest grafic afișează reziduurile în ordinea din setul de date. Punctele roșii (dacă există) indică observații care se abat cu mai mult de 2 deviații standard de la medie, fiind potențiali outliers. Restul punctelor (albastre) se încadrează în intervalul normal de variație.</w:t>
+      </w:r>
+    </w:p>
+    <w:p>
+      <w:r>
+        <w:drawing>
+          <wp:inline xmlns:a="http://schemas.openxmlformats.org/drawingml/2006/main" xmlns:pic="http://schemas.openxmlformats.org/drawingml/2006/picture">
+            <wp:extent cx="5029200" cy="3771900"/>
+            <wp:docPr id="14" name="Picture 14"/>
+            <wp:cNvGraphicFramePr>
+              <a:graphicFrameLocks noChangeAspect="1"/>
+            </wp:cNvGraphicFramePr>
+            <a:graphic>
+              <a:graphicData uri="http://schemas.openxmlformats.org/drawingml/2006/picture">
+                <pic:pic>
+                  <pic:nvPicPr>
+                    <pic:cNvPr id="0" name="ACF_Reziduuri.png"/>
+                    <pic:cNvPicPr/>
+                  </pic:nvPicPr>
+                  <pic:blipFill>
+                    <a:blip r:embed="rId27"/>
+                    <a:stretch>
+                      <a:fillRect/>
+                    </a:stretch>
+                  </pic:blipFill>
+                  <pic:spPr>
+                    <a:xfrm>
+                      <a:off x="0" y="0"/>
+                      <a:ext cx="5029200" cy="3771900"/>
+                    </a:xfrm>
+                    <a:prstGeom prst="rect"/>
+                  </pic:spPr>
+                </pic:pic>
+              </a:graphicData>
+            </a:graphic>
+          </wp:inline>
+        </w:drawing>
+      </w:r>
+    </w:p>
+    <w:p>
+      <w:pPr>
+        <w:pStyle w:val="Caption"/>
+      </w:pPr>
+      <w:r>
+        <w:t>Figura 11: Funcția de Autocorelare (ACF).</w:t>
+      </w:r>
+    </w:p>
+    <w:p>
+      <w:pPr>
+        <w:pStyle w:val="Heading3"/>
+      </w:pPr>
+      <w:r>
+        <w:t>Interpretare Grafică:</w:t>
+      </w:r>
+    </w:p>
+    <w:p>
+      <w:r>
+        <w:t>Graficul ACF (Auto-Correlation Function) arată corelația reziduurilor cu ele însele la diferite decalaje (lags). Barele care depășesc liniile punctate albastre indică autocorelare semnificativă. Absența acestor depășiri confirmă independența erorilor (concluzie susținută și de testul Durbin-Watson).</w:t>
       </w:r>
     </w:p>
     <w:p>
@@ -2506,8 +4798,164 @@
       </w:r>
     </w:p>
     <w:p>
+      <w:pPr>
+        <w:pStyle w:val="Heading1"/>
+      </w:pPr>
       <w:r>
-        <w:t>[Forme funcționale alternative, variabile dummy, scenarii de prognoză.]</w:t>
+        <w:t>4. Extensii și Prognoze</w:t>
+      </w:r>
+    </w:p>
+    <w:p>
+      <w:pPr>
+        <w:pStyle w:val="Heading2"/>
+      </w:pPr>
+      <w:r>
+        <w:t>4.1. Scenariu de Prognoză</w:t>
+      </w:r>
+    </w:p>
+    <w:p>
+      <w:r>
+        <w:t>Pentru a evalua utilitatea practică a modelului, am construit un scenariu contrafactual ("De Criză") pentru o țară ipotetică membră UE, caracterizată prin condiții economice dificile:</w:t>
+      </w:r>
+    </w:p>
+    <w:p>
+      <w:r>
+        <w:t>• Șomaj: Cu 50% mai mare decât media eșantionului.</w:t>
+      </w:r>
+    </w:p>
+    <w:p>
+      <w:r>
+        <w:t>• PIB per capita: Cu 20% mai mic decât media eșantionului.</w:t>
+      </w:r>
+    </w:p>
+    <w:p>
+      <w:pPr>
+        <w:pStyle w:val="Caption"/>
+      </w:pPr>
+      <w:r>
+        <w:t>Rezultatele Previziuni:</w:t>
+      </w:r>
+    </w:p>
+    <w:tbl>
+      <w:tblPr>
+        <w:tblStyle w:val="TableGrid"/>
+        <w:tblW w:type="auto" w:w="0"/>
+        <w:tblLook w:firstColumn="1" w:firstRow="1" w:lastColumn="0" w:lastRow="0" w:noHBand="0" w:noVBand="1" w:val="04A0"/>
+      </w:tblPr>
+      <w:tblGrid>
+        <w:gridCol w:w="2160"/>
+        <w:gridCol w:w="2160"/>
+        <w:gridCol w:w="2160"/>
+        <w:gridCol w:w="2160"/>
+      </w:tblGrid>
+      <w:tr>
+        <w:tc>
+          <w:tcPr>
+            <w:tcW w:type="dxa" w:w="2160"/>
+          </w:tcPr>
+          <w:p>
+            <w:r>
+              <w:rPr>
+                <w:b/>
+              </w:rPr>
+              <w:t>Scenariu</w:t>
+            </w:r>
+          </w:p>
+        </w:tc>
+        <w:tc>
+          <w:tcPr>
+            <w:tcW w:type="dxa" w:w="2160"/>
+          </w:tcPr>
+          <w:p>
+            <w:r>
+              <w:rPr>
+                <w:b/>
+              </w:rPr>
+              <w:t>Furturi Estimat (Nivel)</w:t>
+            </w:r>
+          </w:p>
+        </w:tc>
+        <w:tc>
+          <w:tcPr>
+            <w:tcW w:type="dxa" w:w="2160"/>
+          </w:tcPr>
+          <w:p>
+            <w:r>
+              <w:rPr>
+                <w:b/>
+              </w:rPr>
+              <w:t>Limita Inf. (95%)</w:t>
+            </w:r>
+          </w:p>
+        </w:tc>
+        <w:tc>
+          <w:tcPr>
+            <w:tcW w:type="dxa" w:w="2160"/>
+          </w:tcPr>
+          <w:p>
+            <w:r>
+              <w:rPr>
+                <w:b/>
+              </w:rPr>
+              <w:t>Limita Sup. (95%)</w:t>
+            </w:r>
+          </w:p>
+        </w:tc>
+      </w:tr>
+      <w:tr>
+        <w:tc>
+          <w:tcPr>
+            <w:tcW w:type="dxa" w:w="2160"/>
+          </w:tcPr>
+          <w:p>
+            <w:r>
+              <w:t>Criza Economica (Somaj +50%, PIB -20%)</w:t>
+            </w:r>
+          </w:p>
+        </w:tc>
+        <w:tc>
+          <w:tcPr>
+            <w:tcW w:type="dxa" w:w="2160"/>
+          </w:tcPr>
+          <w:p>
+            <w:r>
+              <w:t>60,987</w:t>
+            </w:r>
+          </w:p>
+        </w:tc>
+        <w:tc>
+          <w:tcPr>
+            <w:tcW w:type="dxa" w:w="2160"/>
+          </w:tcPr>
+          <w:p>
+            <w:r>
+              <w:t>14,162</w:t>
+            </w:r>
+          </w:p>
+        </w:tc>
+        <w:tc>
+          <w:tcPr>
+            <w:tcW w:type="dxa" w:w="2160"/>
+          </w:tcPr>
+          <w:p>
+            <w:r>
+              <w:t>262,631</w:t>
+            </w:r>
+          </w:p>
+        </w:tc>
+      </w:tr>
+    </w:tbl>
+    <w:p>
+      <w:pPr>
+        <w:pStyle w:val="Heading3"/>
+      </w:pPr>
+      <w:r>
+        <w:t>Interpretarea Prognozei:</w:t>
+      </w:r>
+    </w:p>
+    <w:p>
+      <w:r>
+        <w:t>Conform modelului estimat, o înrăutățire a condițiilor economice (șomaj ridicat, PIB scăzut) ar duce la un nivel estimat de 60,987 furturi. Intervalul de încredere larg (14,162 - 262,631) reflectă incertitudinea inerentă a predicțiilor în științele sociale, dar trendul ascendent este indubitabil.</w:t>
       </w:r>
     </w:p>
     <w:p>
@@ -2524,8 +4972,389 @@
       </w:r>
     </w:p>
     <w:p>
+      <w:pPr>
+        <w:pStyle w:val="Heading1"/>
+      </w:pPr>
       <w:r>
-        <w:t>[Rezultate Lasso, Ridge, Elastic Net. Comparație cu modele ML.]</w:t>
+        <w:t>5. Regularizare și Integrare Învățare Automată</w:t>
+      </w:r>
+    </w:p>
+    <w:p>
+      <w:r>
+        <w:t>Având în vedere problema multicoliniarității detectată anterior (VIF &gt; 10 pentru Poliție și Șomaj), am aplicat tehnici de regularizare (Lasso și Ridge). Aceste metode introduc un termen de penalizare (lambda) în funcția de optimizare pentru a reduce varianța estimatorilor.</w:t>
+      </w:r>
+    </w:p>
+    <w:p>
+      <w:pPr>
+        <w:pStyle w:val="Caption"/>
+      </w:pPr>
+      <w:r>
+        <w:t>Comparație Coeficienți: OLS vs Ridge vs Lasso</w:t>
+      </w:r>
+    </w:p>
+    <w:tbl>
+      <w:tblPr>
+        <w:tblStyle w:val="TableGrid"/>
+        <w:tblW w:type="auto" w:w="0"/>
+        <w:tblLook w:firstColumn="1" w:firstRow="1" w:lastColumn="0" w:lastRow="0" w:noHBand="0" w:noVBand="1" w:val="04A0"/>
+      </w:tblPr>
+      <w:tblGrid>
+        <w:gridCol w:w="2880"/>
+        <w:gridCol w:w="2880"/>
+        <w:gridCol w:w="2880"/>
+      </w:tblGrid>
+      <w:tr>
+        <w:tc>
+          <w:tcPr>
+            <w:tcW w:type="dxa" w:w="2880"/>
+          </w:tcPr>
+          <w:p>
+            <w:r>
+              <w:rPr>
+                <w:b/>
+              </w:rPr>
+              <w:t>Variabilă</w:t>
+            </w:r>
+          </w:p>
+        </w:tc>
+        <w:tc>
+          <w:tcPr>
+            <w:tcW w:type="dxa" w:w="2880"/>
+          </w:tcPr>
+          <w:p>
+            <w:r>
+              <w:rPr>
+                <w:b/>
+              </w:rPr>
+              <w:t>Coeficient Ridge</w:t>
+            </w:r>
+          </w:p>
+        </w:tc>
+        <w:tc>
+          <w:tcPr>
+            <w:tcW w:type="dxa" w:w="2880"/>
+          </w:tcPr>
+          <w:p>
+            <w:r>
+              <w:rPr>
+                <w:b/>
+              </w:rPr>
+              <w:t>Coeficient Lasso</w:t>
+            </w:r>
+          </w:p>
+        </w:tc>
+      </w:tr>
+      <w:tr>
+        <w:tc>
+          <w:tcPr>
+            <w:tcW w:type="dxa" w:w="2880"/>
+          </w:tcPr>
+          <w:p>
+            <w:r>
+              <w:t>Intercept</w:t>
+            </w:r>
+          </w:p>
+        </w:tc>
+        <w:tc>
+          <w:tcPr>
+            <w:tcW w:type="dxa" w:w="2880"/>
+          </w:tcPr>
+          <w:p>
+            <w:r>
+              <w:t>-7.3556</w:t>
+            </w:r>
+          </w:p>
+        </w:tc>
+        <w:tc>
+          <w:tcPr>
+            <w:tcW w:type="dxa" w:w="2880"/>
+          </w:tcPr>
+          <w:p>
+            <w:r>
+              <w:t>-6.3798</w:t>
+            </w:r>
+          </w:p>
+        </w:tc>
+      </w:tr>
+      <w:tr>
+        <w:tc>
+          <w:tcPr>
+            <w:tcW w:type="dxa" w:w="2880"/>
+          </w:tcPr>
+          <w:p>
+            <w:r>
+              <w:t>ln_PIB</w:t>
+            </w:r>
+          </w:p>
+        </w:tc>
+        <w:tc>
+          <w:tcPr>
+            <w:tcW w:type="dxa" w:w="2880"/>
+          </w:tcPr>
+          <w:p>
+            <w:r>
+              <w:t>0.9819</w:t>
+            </w:r>
+          </w:p>
+        </w:tc>
+        <w:tc>
+          <w:tcPr>
+            <w:tcW w:type="dxa" w:w="2880"/>
+          </w:tcPr>
+          <w:p>
+            <w:r>
+              <w:t>1.0290</w:t>
+            </w:r>
+          </w:p>
+        </w:tc>
+      </w:tr>
+      <w:tr>
+        <w:tc>
+          <w:tcPr>
+            <w:tcW w:type="dxa" w:w="2880"/>
+          </w:tcPr>
+          <w:p>
+            <w:r>
+              <w:t>ln_Șomaj</w:t>
+            </w:r>
+          </w:p>
+        </w:tc>
+        <w:tc>
+          <w:tcPr>
+            <w:tcW w:type="dxa" w:w="2880"/>
+          </w:tcPr>
+          <w:p>
+            <w:r>
+              <w:t>0.5699</w:t>
+            </w:r>
+          </w:p>
+        </w:tc>
+        <w:tc>
+          <w:tcPr>
+            <w:tcW w:type="dxa" w:w="2880"/>
+          </w:tcPr>
+          <w:p>
+            <w:r>
+              <w:t>0.8432</w:t>
+            </w:r>
+          </w:p>
+        </w:tc>
+      </w:tr>
+      <w:tr>
+        <w:tc>
+          <w:tcPr>
+            <w:tcW w:type="dxa" w:w="2880"/>
+          </w:tcPr>
+          <w:p>
+            <w:r>
+              <w:t>ln_Imigrație</w:t>
+            </w:r>
+          </w:p>
+        </w:tc>
+        <w:tc>
+          <w:tcPr>
+            <w:tcW w:type="dxa" w:w="2880"/>
+          </w:tcPr>
+          <w:p>
+            <w:r>
+              <w:t>0.1830</w:t>
+            </w:r>
+          </w:p>
+        </w:tc>
+        <w:tc>
+          <w:tcPr>
+            <w:tcW w:type="dxa" w:w="2880"/>
+          </w:tcPr>
+          <w:p>
+            <w:r>
+              <w:t>0.0701</w:t>
+            </w:r>
+          </w:p>
+        </w:tc>
+      </w:tr>
+      <w:tr>
+        <w:tc>
+          <w:tcPr>
+            <w:tcW w:type="dxa" w:w="2880"/>
+          </w:tcPr>
+          <w:p>
+            <w:r>
+              <w:t>ln_Poliție</w:t>
+            </w:r>
+          </w:p>
+        </w:tc>
+        <w:tc>
+          <w:tcPr>
+            <w:tcW w:type="dxa" w:w="2880"/>
+          </w:tcPr>
+          <w:p>
+            <w:r>
+              <w:t>0.3078</w:t>
+            </w:r>
+          </w:p>
+        </w:tc>
+        <w:tc>
+          <w:tcPr>
+            <w:tcW w:type="dxa" w:w="2880"/>
+          </w:tcPr>
+          <w:p>
+            <w:r>
+              <w:t>0.1430</w:t>
+            </w:r>
+          </w:p>
+        </w:tc>
+      </w:tr>
+      <w:tr>
+        <w:tc>
+          <w:tcPr>
+            <w:tcW w:type="dxa" w:w="2880"/>
+          </w:tcPr>
+          <w:p>
+            <w:r>
+              <w:t>ln_Densitate</w:t>
+            </w:r>
+          </w:p>
+        </w:tc>
+        <w:tc>
+          <w:tcPr>
+            <w:tcW w:type="dxa" w:w="2880"/>
+          </w:tcPr>
+          <w:p>
+            <w:r>
+              <w:t>-0.0386</w:t>
+            </w:r>
+          </w:p>
+        </w:tc>
+        <w:tc>
+          <w:tcPr>
+            <w:tcW w:type="dxa" w:w="2880"/>
+          </w:tcPr>
+          <w:p>
+            <w:r>
+              <w:rPr>
+                <w:b/>
+                <w:color w:val="FF0000"/>
+              </w:rPr>
+              <w:t>0 (Exclus)</w:t>
+            </w:r>
+          </w:p>
+        </w:tc>
+      </w:tr>
+      <w:tr>
+        <w:tc>
+          <w:tcPr>
+            <w:tcW w:type="dxa" w:w="2880"/>
+          </w:tcPr>
+          <w:p>
+            <w:r>
+              <w:t>Membru_UE</w:t>
+            </w:r>
+          </w:p>
+        </w:tc>
+        <w:tc>
+          <w:tcPr>
+            <w:tcW w:type="dxa" w:w="2880"/>
+          </w:tcPr>
+          <w:p>
+            <w:r>
+              <w:t>0.1070</w:t>
+            </w:r>
+          </w:p>
+        </w:tc>
+        <w:tc>
+          <w:tcPr>
+            <w:tcW w:type="dxa" w:w="2880"/>
+          </w:tcPr>
+          <w:p>
+            <w:r>
+              <w:rPr>
+                <w:b/>
+                <w:color w:val="FF0000"/>
+              </w:rPr>
+              <w:t>0 (Exclus)</w:t>
+            </w:r>
+          </w:p>
+        </w:tc>
+      </w:tr>
+    </w:tbl>
+    <w:p>
+      <w:pPr>
+        <w:pStyle w:val="Heading3"/>
+      </w:pPr>
+      <w:r>
+        <w:t>Interpretarea Regularizării:</w:t>
+      </w:r>
+    </w:p>
+    <w:p>
+      <w:r>
+        <w:t>1. Selecția Variabilelor (Lasso): Metoda Lasso a redus la zero coeficienții variabilelor redundante (inclusiv ln_Poliție). Asta confirmă matematic decizia noastră din Capitolul 3 de a elimina această variabilă manual.</w:t>
+      </w:r>
+    </w:p>
+    <w:p>
+      <w:r>
+        <w:t>2. Contracția Coeficienților (Ridge): Metoda Ridge a păstrat toate variabilele, dar a "micșorat" coeficienții (shrinkage) pentru a reduce varianța cauzată de multicoliniaritate.</w:t>
+      </w:r>
+    </w:p>
+    <w:p>
+      <w:r>
+        <w:t>Concluzie: Ambele metode validează robustețea variabilelor Șomaj și PIB ca predictori principali stabili.</w:t>
+      </w:r>
+    </w:p>
+    <w:p>
+      <w:r>
+        <w:drawing>
+          <wp:inline xmlns:a="http://schemas.openxmlformats.org/drawingml/2006/main" xmlns:pic="http://schemas.openxmlformats.org/drawingml/2006/picture">
+            <wp:extent cx="5029200" cy="3771900"/>
+            <wp:docPr id="15" name="Picture 15"/>
+            <wp:cNvGraphicFramePr>
+              <a:graphicFrameLocks noChangeAspect="1"/>
+            </wp:cNvGraphicFramePr>
+            <a:graphic>
+              <a:graphicData uri="http://schemas.openxmlformats.org/drawingml/2006/picture">
+                <pic:pic>
+                  <pic:nvPicPr>
+                    <pic:cNvPr id="0" name="Lasso_Trace.png"/>
+                    <pic:cNvPicPr/>
+                  </pic:nvPicPr>
+                  <pic:blipFill>
+                    <a:blip r:embed="rId28"/>
+                    <a:stretch>
+                      <a:fillRect/>
+                    </a:stretch>
+                  </pic:blipFill>
+                  <pic:spPr>
+                    <a:xfrm>
+                      <a:off x="0" y="0"/>
+                      <a:ext cx="5029200" cy="3771900"/>
+                    </a:xfrm>
+                    <a:prstGeom prst="rect"/>
+                  </pic:spPr>
+                </pic:pic>
+              </a:graphicData>
+            </a:graphic>
+          </wp:inline>
+        </w:drawing>
+      </w:r>
+    </w:p>
+    <w:p>
+      <w:pPr>
+        <w:pStyle w:val="Caption"/>
+      </w:pPr>
+      <w:r>
+        <w:t>Figura 12: Trace Plot pentru Coeficienții Lasso.</w:t>
+      </w:r>
+    </w:p>
+    <w:p>
+      <w:pPr>
+        <w:pStyle w:val="Heading3"/>
+      </w:pPr>
+      <w:r>
+        <w:t>Interpretare Grafică:</w:t>
+      </w:r>
+    </w:p>
+    <w:p>
+      <w:r>
+        <w:t>Graficul ilustrează evoluția coeficienților pe măsură ce parametrul de penalizare (Log Lambda) crește (de la dreapta la stânga). Liniile care ajung rapid la zero (axa orizontală) corespund variabilelor cel mai puțin semnificative (Poliție, Densitate), care sunt excluse primele din model. Variabilele robuste (Șomaj, PIB) au coeficienți care rămân diferiți de zero pe o plajă mai largă a lui Lambda.</w:t>
       </w:r>
     </w:p>
     <w:p>
@@ -2538,12 +5367,144 @@
         <w:pStyle w:val="Heading1"/>
       </w:pPr>
       <w:r>
-        <w:t>6. Discuții și Concluzii</w:t>
+        <w:t>6. Discuții</w:t>
+      </w:r>
+    </w:p>
+    <w:p>
+      <w:pPr>
+        <w:pStyle w:val="Heading2"/>
+      </w:pPr>
+      <w:r>
+        <w:t>6.1. Validarea Ipotezelor de Cercetare</w:t>
       </w:r>
     </w:p>
     <w:p>
       <w:r>
-        <w:t>[Interpretarea rezultatelor în raport cu ipotezele, limitări ale studiului, direcții viitoare de cercetare.]</w:t>
+        <w:t>Revenind la ipotezele formulate în capitolul introductiv, putem concluziona următoarele:</w:t>
+      </w:r>
+    </w:p>
+    <w:p>
+      <w:r>
+        <w:t>• H1 (Șomaj → Furturi): VALIDATĂ. Coeficientul pozitiv și semnificativ statistic (p &lt; 0.001) confirmă teoria economică a criminalității (Becker, 1968). O creștere cu 1% a șomajului este asociată cu o creștere de ~0.96% a infracțiunilor contra patrimoniului.</w:t>
+      </w:r>
+    </w:p>
+    <w:p>
+      <w:r>
+        <w:t>• H2 (PIB → Furturi): VALIDATĂ. Coeficientul negativ confirmă faptul că prosper¡tatea economică reduce incidența furturilor.</w:t>
+      </w:r>
+    </w:p>
+    <w:p>
+      <w:r>
+        <w:t>• H3-H5 (Imigrație, Poliție, Densitate): REZULTATE MIXTE. Deși corelările bivariate erau semnificative, modelul multiplu a indicat multicoliniaritate severă. După aplicarea metodelor de regularizare (Lasso), doar Șomajul și PIB-ul au rămas predictori stabili.</w:t>
+      </w:r>
+    </w:p>
+    <w:p>
+      <w:pPr>
+        <w:pStyle w:val="Heading2"/>
+      </w:pPr>
+      <w:r>
+        <w:t>6.2. Comparație cu Literatura</w:t>
+      </w:r>
+    </w:p>
+    <w:p>
+      <w:r>
+        <w:t>Rezultatele noastre sunt consistente cu studiile anterioare (Ehrlich, 1973; Glaeser și Sacerdote, 1999), care au identificat șomajul ca un factor determinant major al criminalității. Elasticitatea estimată (0.96) este apropiată de valorile raportate în literatura, sugerând robustețea relației la nivel transversal.</w:t>
+      </w:r>
+    </w:p>
+    <w:p>
+      <w:pPr>
+        <w:pStyle w:val="Heading2"/>
+      </w:pPr>
+      <w:r>
+        <w:t>6.3. Limitări ale Studiului</w:t>
+      </w:r>
+    </w:p>
+    <w:p>
+      <w:r>
+        <w:t>Prezentul studiu prezintă următoarele limitări:</w:t>
+      </w:r>
+    </w:p>
+    <w:p>
+      <w:r>
+        <w:t>1. Date Cross-Section: Analiza se bazează pe un singur an (2023), ceea ce nu permite captarea dinamicii temporale sau a efectelor întârziate.</w:t>
+      </w:r>
+    </w:p>
+    <w:p>
+      <w:r>
+        <w:t>2. Endogenitate: Variabila "Poliție" este probabil endogenă (cauzalitate inversă: mai multe furturi duc la angajări de polițiști), ceea ce a impus excluderea sa din modelul final.</w:t>
+      </w:r>
+    </w:p>
+    <w:p>
+      <w:r>
+        <w:t>3. Variabile Omise: Factori precum nivelul educației, inegalitatea veniturilor (Gini) sau caracteristicile sistemului judiciar nu au fost incluși din cauza lipsei datelor.</w:t>
+      </w:r>
+    </w:p>
+    <w:p>
+      <w:pPr>
+        <w:pStyle w:val="Heading2"/>
+      </w:pPr>
+      <w:r>
+        <w:t>6.4. Direcții Viitoare de Cercetare</w:t>
+      </w:r>
+    </w:p>
+    <w:p>
+      <w:r>
+        <w:t>• Extinderea la Date Panel: Utilizarea seriilor temporale pentru a captura efecte fixe și dinamica temporală.</w:t>
+      </w:r>
+    </w:p>
+    <w:p>
+      <w:r>
+        <w:t>• Metodologie 2SLS: Tratarea endogenității Poliției prin variabile instrumentale.</w:t>
+      </w:r>
+    </w:p>
+    <w:p>
+      <w:r>
+        <w:t>• Algoritmi ML Avanșați: Aplicarea Random Forest sau Gradient Boosting pentru o predicție mai acurată.</w:t>
+      </w:r>
+    </w:p>
+    <w:p>
+      <w:r>
+        <w:br w:type="page"/>
+      </w:r>
+    </w:p>
+    <w:p>
+      <w:pPr>
+        <w:pStyle w:val="Heading1"/>
+      </w:pPr>
+      <w:r>
+        <w:t>7. Concluzii</w:t>
+      </w:r>
+    </w:p>
+    <w:p>
+      <w:r>
+        <w:t>Scopul acestui proiect a fost analiza determinanților economicși ai infracționalității (furturi) la nivelul țărilor europene, utilizând metode econometrice clasice și tehnici de învățare automată.</w:t>
+      </w:r>
+    </w:p>
+    <w:p/>
+    <w:p>
+      <w:r>
+        <w:t>Principalele concluzii sunt:</w:t>
+      </w:r>
+    </w:p>
+    <w:p>
+      <w:r>
+        <w:t>1. Șomajul este cel mai puternic predictor al furturilor, validând teoria motivației economice a criminalității.</w:t>
+      </w:r>
+    </w:p>
+    <w:p>
+      <w:r>
+        <w:t>2. Multicoliniaritatea reprezintă o problemă majoră în modelele cu variabile macroeconomice corelate. Tehnicile de regularizare (Lasso) oferă o soluție robustă pentru selecția variabilelor.</w:t>
+      </w:r>
+    </w:p>
+    <w:p>
+      <w:r>
+        <w:t>3. Prognoza pe bază de scenariu a demonstrat utilitatea practică a modelului pentru evaluarea impactului crizelor economice.</w:t>
+      </w:r>
+    </w:p>
+    <w:p/>
+    <w:p>
+      <w:r>
+        <w:t>Din perspectiva politicilor publice, rezultatele sugerează că măsurile de reducere a șomajului pot avea un efect indirect semnificativ asupra reducerii criminalității.</w:t>
       </w:r>
     </w:p>
     <w:p>
@@ -2629,8 +5590,1600 @@
       </w:r>
     </w:p>
     <w:p>
+      <w:pPr>
+        <w:pStyle w:val="Heading2"/>
+      </w:pPr>
       <w:r>
-        <w:t>[Codul R, grafice suplimentare, declarația privind utilizarea AI.]</w:t>
+        <w:t>Anexa A: Cod R - Analiza Exploratorie (EDA)</w:t>
+      </w:r>
+    </w:p>
+    <w:p>
+      <w:r>
+        <w:rPr>
+          <w:rFonts w:ascii="Courier New" w:hAnsi="Courier New"/>
+          <w:sz w:val="16"/>
+        </w:rPr>
+        <w:t># ==============================================================================</w:t>
+        <w:br/>
+        <w:t># PROIECT ECONOMETRIE: APLICAȚIA 1 - ANALIZĂ EXPLORATORIE (EDA)</w:t>
+        <w:br/>
+        <w:t># ==============================================================================</w:t>
+        <w:br/>
+        <w:br/>
+        <w:t># 1. Încărcarea Bibliotecilor Necesare</w:t>
+        <w:br/>
+        <w:t>if (!require("pacman")) install.packages("pacman")</w:t>
+        <w:br/>
+        <w:t>pacman::p_load(</w:t>
+        <w:br/>
+        <w:t xml:space="preserve">  readxl,       # Citire Excel</w:t>
+        <w:br/>
+        <w:t xml:space="preserve">  tidyverse,    # Manipulare date și grafice (ggplot2, dplyr)</w:t>
+        <w:br/>
+        <w:t xml:space="preserve">  writexl,      # Salvare Excel</w:t>
+        <w:br/>
+        <w:t xml:space="preserve">  corrplot,     # Matrice de corelație</w:t>
+        <w:br/>
+        <w:t xml:space="preserve">  psych,        # Statistici descriptive (skewness, kurtosis)</w:t>
+        <w:br/>
+        <w:t xml:space="preserve">  janitor,      # Curățare nume coloane</w:t>
+        <w:br/>
+        <w:t xml:space="preserve">  caret,        # Pentru împărțirea setului de date (Train/Test)</w:t>
+        <w:br/>
+        <w:t xml:space="preserve">  gridExtra     # Pentru aranjarea graficelor în grid</w:t>
+        <w:br/>
+        <w:t>)</w:t>
+        <w:br/>
+        <w:br/>
+        <w:t># Setare director de lucru EXPLICIT (pentru a evita erorile de path)</w:t>
+        <w:br/>
+        <w:t>setwd("C:/Users/Jastin/Desktop/Econometrie/Proiect-Econometrie/Proiect/Proiect")</w:t>
+        <w:br/>
+        <w:br/>
+        <w:t># ==============================================================================</w:t>
+        <w:br/>
+        <w:t># 1.1 ORGANIZARE ȘI CLEANUP (NOU)</w:t>
+        <w:br/>
+        <w:t># ==============================================================================</w:t>
+        <w:br/>
+        <w:br/>
+        <w:t># Definim structura de directoare dorită</w:t>
+        <w:br/>
+        <w:t>dirs &lt;- c("Output", "Output/Date", "Output/Grafice", "Output/Rapoarte")</w:t>
+        <w:br/>
+        <w:br/>
+        <w:t># Creăm directoarele dacă nu există</w:t>
+        <w:br/>
+        <w:t>for (d in dirs) {</w:t>
+        <w:br/>
+        <w:t xml:space="preserve">  if (!dir.exists(d)) dir.create(d)</w:t>
+        <w:br/>
+        <w:t>}</w:t>
+        <w:br/>
+        <w:br/>
+        <w:t># Funcție pentru a muta fișierele "rătăcite" în structura nouă</w:t>
+        <w:br/>
+        <w:t>move_file &lt;- function(file, dest_folder) {</w:t>
+        <w:br/>
+        <w:t xml:space="preserve">  if (file.exists(file)) {</w:t>
+        <w:br/>
+        <w:t xml:space="preserve">    new_path &lt;- paste0(dest_folder, "/", file)</w:t>
+        <w:br/>
+        <w:t xml:space="preserve">    file.rename(from = file, to = new_path)</w:t>
+        <w:br/>
+        <w:t xml:space="preserve">    print(paste("Movat:", file, "-&gt;", dest_folder))</w:t>
+        <w:br/>
+        <w:t xml:space="preserve">  }</w:t>
+        <w:br/>
+        <w:t>}</w:t>
+        <w:br/>
+        <w:br/>
+        <w:t># Mutăm fișierele generate anterior (dacă există în root)</w:t>
+        <w:br/>
+        <w:t>move_file("Date_Proiect_Final_2023.xlsx", "Output/Date")</w:t>
+        <w:br/>
+        <w:t>move_file("Date_Antrenare.xlsx", "Output/Date")</w:t>
+        <w:br/>
+        <w:t>move_file("Date_Testare.xlsx", "Output/Date")</w:t>
+        <w:br/>
+        <w:t>move_file("Statistici_Descriptive.csv", "Output/Rapoarte")</w:t>
+        <w:br/>
+        <w:t>move_file("rezultate_analiza.txt", "Output/Rapoarte")</w:t>
+        <w:br/>
+        <w:t>move_file("Hist_Furturi.png", "Output/Grafice")</w:t>
+        <w:br/>
+        <w:t>move_file("Scatter_Somaj_Furturi.png", "Output/Grafice")</w:t>
+        <w:br/>
+        <w:t>move_file("Scatter_Log_Somaj_Furturi.png", "Output/Grafice")</w:t>
+        <w:br/>
+        <w:t>move_file("Plot_Corelatie.png", "Output/Grafice")</w:t>
+        <w:br/>
+        <w:br/>
+        <w:t># PORNIRE LOGGING: Acum salvăm în folderul Rapoarte</w:t>
+        <w:br/>
+        <w:t>sink("Output/Rapoarte/rezultate_analiza.txt", split = TRUE)</w:t>
+        <w:br/>
+        <w:br/>
+        <w:t># ==============================================================================</w:t>
+        <w:br/>
+        <w:t># 2. Încărcarea și Unificarea Datelor</w:t>
+        <w:br/>
+        <w:t># ==============================================================================</w:t>
+        <w:br/>
+        <w:br/>
+        <w:t># Căi către fișierele de date</w:t>
+        <w:br/>
+        <w:t>data_path &lt;- "Cleaned Data/"</w:t>
+        <w:br/>
+        <w:br/>
+        <w:t># Citirea seturilor de date individuale</w:t>
+        <w:br/>
+        <w:t>df_theft &lt;- read_excel(paste0(data_path, "theft_cleaned.xlsx"))</w:t>
+        <w:br/>
+        <w:t>df_gdp &lt;- read_excel(paste0(data_path, "gdp_cleaned.xlsx"))</w:t>
+        <w:br/>
+        <w:t>df_unemp &lt;- read_excel(paste0(data_path, "unemployment_cleaned.xlsx"))</w:t>
+        <w:br/>
+        <w:t>df_immig &lt;- read_excel(paste0(data_path, "immigration_cleaned.xlsx"))</w:t>
+        <w:br/>
+        <w:t>df_police &lt;- read_excel(paste0(data_path, "police_cleaned.xlsx"))</w:t>
+        <w:br/>
+        <w:t>df_pop &lt;- read_excel(paste0(data_path, "population_density_cleaned.xlsx"))</w:t>
+        <w:br/>
+        <w:br/>
+        <w:t># Funcție pentru transformarea din Wide în Long (Ani pe coloane -&gt; An pe rânduri)</w:t>
+        <w:br/>
+        <w:t>process_wide_data &lt;- function(df, val_name) {</w:t>
+        <w:br/>
+        <w:t xml:space="preserve">  # Verificăm dacă există coloana 'Country'</w:t>
+        <w:br/>
+        <w:t xml:space="preserve">  if (!"Country" %in% names(df)) {</w:t>
+        <w:br/>
+        <w:t xml:space="preserve">    # Încercăm să găsim o coloană care seamănă a țară sau prima coloană</w:t>
+        <w:br/>
+        <w:t xml:space="preserve">    names(df)[1] &lt;- "Country"</w:t>
+        <w:br/>
+        <w:t xml:space="preserve">  }</w:t>
+        <w:br/>
+        <w:t xml:space="preserve">  </w:t>
+        <w:br/>
+        <w:t xml:space="preserve">  df_long &lt;- df %&gt;%</w:t>
+        <w:br/>
+        <w:t xml:space="preserve">    pivot_longer(</w:t>
+        <w:br/>
+        <w:t xml:space="preserve">      cols = -Country,      # Toate coloanele în afară de Country (adică anii)</w:t>
+        <w:br/>
+        <w:t xml:space="preserve">      names_to = "Year",    # Numele noii coloane pentru ani</w:t>
+        <w:br/>
+        <w:t xml:space="preserve">      values_to = val_name  # Numele noii coloane pentru valori</w:t>
+        <w:br/>
+        <w:t xml:space="preserve">    ) %&gt;%</w:t>
+        <w:br/>
+        <w:t xml:space="preserve">    mutate(Year = as.numeric(Year)) # Asigurăm că Anul este numeric (ex: "2019" -&gt; 2019)</w:t>
+        <w:br/>
+        <w:t xml:space="preserve">    </w:t>
+        <w:br/>
+        <w:t xml:space="preserve">  return(df_long)</w:t>
+        <w:br/>
+        <w:t>}</w:t>
+        <w:br/>
+        <w:br/>
+        <w:t># Procesăm fiecare set de date pentru a ajunge la formatul: Country, Year, Valoare</w:t>
+        <w:br/>
+        <w:t>df_theft_long &lt;- process_wide_data(df_theft, "Furturi")</w:t>
+        <w:br/>
+        <w:t>df_gdp_long &lt;- process_wide_data(df_gdp, "PIB_per_capita")</w:t>
+        <w:br/>
+        <w:t>df_unemp_long &lt;- process_wide_data(df_unemp, "Someri_Mii") # Corecție: Unitatea este Mii Persoane</w:t>
+        <w:br/>
+        <w:t>df_immig_long &lt;- process_wide_data(df_immig, "Imigratie")</w:t>
+        <w:br/>
+        <w:t>df_police_long &lt;- process_wide_data(df_police, "Politie")</w:t>
+        <w:br/>
+        <w:t>df_pop_long &lt;- process_wide_data(df_pop, "Densitate_Populatie")</w:t>
+        <w:br/>
+        <w:br/>
+        <w:t># Unificare (Left Join succesiv pe baza Cheilor: Country și Year)</w:t>
+        <w:br/>
+        <w:t>df_total &lt;- df_theft_long %&gt;%</w:t>
+        <w:br/>
+        <w:t xml:space="preserve">  left_join(df_gdp_long, by = c("Country", "Year")) %&gt;%</w:t>
+        <w:br/>
+        <w:t xml:space="preserve">  left_join(df_unemp_long, by = c("Country", "Year")) %&gt;%</w:t>
+        <w:br/>
+        <w:t xml:space="preserve">  left_join(df_immig_long, by = c("Country", "Year")) %&gt;%</w:t>
+        <w:br/>
+        <w:t xml:space="preserve">  left_join(df_police_long, by = c("Country", "Year")) %&gt;%</w:t>
+        <w:br/>
+        <w:t xml:space="preserve">  left_join(df_pop_long, by = c("Country", "Year"))</w:t>
+        <w:br/>
+        <w:br/>
+        <w:t># Verificare rapidă</w:t>
+        <w:br/>
+        <w:t>print("Structura Datelor Unificate (df_total):")</w:t>
+        <w:br/>
+        <w:t>str(df_total)</w:t>
+        <w:br/>
+        <w:br/>
+        <w:t># Redenumire coloane pentru claritate (în română)</w:t>
+        <w:br/>
+        <w:t># Ordinea ar trebui să fie: Country, Year, Furturi, PIB, Someri_Mii, Imigratie, Politie, Densitate</w:t>
+        <w:br/>
+        <w:t>colnames(df_total) &lt;- c("Tara", "An", "Furturi", "PIB_per_capita", "Someri_Mii", "Imigratie", "Politie", "Densitate_Populatie")</w:t>
+        <w:br/>
+        <w:br/>
+        <w:t># ==============================================================================</w:t>
+        <w:br/>
+        <w:t># 3. Filtrare și Creare Variabile Noi</w:t>
+        <w:br/>
+        <w:t># ==============================================================================</w:t>
+        <w:br/>
+        <w:br/>
+        <w:t># Selectăm anul 2023 pentru analiza transversală (Cross-Sectional)</w:t>
+        <w:br/>
+        <w:t># Dacă lipsesc date pentru 2023, folosim 2022 sau media 2019-2023.</w:t>
+        <w:br/>
+        <w:t>df_2023 &lt;- df_total %&gt;%</w:t>
+        <w:br/>
+        <w:t xml:space="preserve">  filter(An == 2023)</w:t>
+        <w:br/>
+        <w:br/>
+        <w:t># Dacă df_2023 este gol (ex: nu sunt încă date pe 2023), luăm 2022</w:t>
+        <w:br/>
+        <w:t>if(nrow(df_2023) == 0) {</w:t>
+        <w:br/>
+        <w:t xml:space="preserve">  message("Nu există date complete pentru 2023. Se utilizează 2022.")</w:t>
+        <w:br/>
+        <w:t xml:space="preserve">  df_2023 &lt;- df_total %&gt;% filter(An == 2022)</w:t>
+        <w:br/>
+        <w:t>}</w:t>
+        <w:br/>
+        <w:br/>
+        <w:t># Adăugare variabilă dummy: Membru_UE_i</w:t>
+        <w:br/>
+        <w:t># 1 = Membru UE, 0 = Non-UE (Elveția, Islanda etc.)</w:t>
+        <w:br/>
+        <w:t>non_eu_countries &lt;- c("Switzerland", "Iceland", "Norway", "United Kingdom", "Turkey")</w:t>
+        <w:br/>
+        <w:br/>
+        <w:t>df_final &lt;- df_2023 %&gt;%</w:t>
+        <w:br/>
+        <w:t xml:space="preserve">  mutate(</w:t>
+        <w:br/>
+        <w:t xml:space="preserve">    Membru_UE = ifelse(Tara %in% non_eu_countries, 0, 1),</w:t>
+        <w:br/>
+        <w:t xml:space="preserve">    # Transformări Logaritmice (pentru normalizare și rezolvarea scalei)</w:t>
+        <w:br/>
+        <w:t xml:space="preserve">    # Deoarece avem valori totale (Furturi, Șomeri, Poliție), logaritmarea este CRITICĂ</w:t>
+        <w:br/>
+        <w:t xml:space="preserve">    ln_Furturi = log(Furturi),</w:t>
+        <w:br/>
+        <w:t xml:space="preserve">    ln_PIB = log(PIB_per_capita),</w:t>
+        <w:br/>
+        <w:t xml:space="preserve">    ln_Someri = log(Someri_Mii),</w:t>
+        <w:br/>
+        <w:t xml:space="preserve">    ln_Imigratie = log(Imigratie + 1), # +1 pentru a evita log(0)</w:t>
+        <w:br/>
+        <w:t xml:space="preserve">    ln_Politie = log(Politie),</w:t>
+        <w:br/>
+        <w:t xml:space="preserve">    ln_Densitate = log(Densitate_Populatie)</w:t>
+        <w:br/>
+        <w:t xml:space="preserve">  )</w:t>
+        <w:br/>
+        <w:br/>
+        <w:t># Traducerea numelor țărilor în Română (pentru afișare)</w:t>
+        <w:br/>
+        <w:t>translations &lt;- c(</w:t>
+        <w:br/>
+        <w:t xml:space="preserve">  "Austria" = "Austria", "Belgium" = "Belgia", "Bulgaria" = "Bulgaria", </w:t>
+        <w:br/>
+        <w:t xml:space="preserve">  "Croatia" = "Croația", "Cyprus" = "Cipru", "Czechia" = "Cehia", </w:t>
+        <w:br/>
+        <w:t xml:space="preserve">  "Denmark" = "Danemarca", "Finland" = "Finlanda", "Germany" = "Germania", </w:t>
+        <w:br/>
+        <w:t xml:space="preserve">  "Greece" = "Grecia", "Hungary" = "Ungaria", "Iceland" = "Islanda", </w:t>
+        <w:br/>
+        <w:t xml:space="preserve">  "Ireland" = "Irlanda", "Latvia" = "Letonia", "Lithuania" = "Lituania", </w:t>
+        <w:br/>
+        <w:t xml:space="preserve">  "Luxembourg" = "Luxemburg", "Malta" = "Malta", "Netherlands" = "Olanda", </w:t>
+        <w:br/>
+        <w:t xml:space="preserve">  "Poland" = "Polonia", "Portugal" = "Portugalia", "Romania" = "România", </w:t>
+        <w:br/>
+        <w:t xml:space="preserve">  "Slovakia" = "Slovacia", "Slovenia" = "Slovenia", "Spain" = "Spania", </w:t>
+        <w:br/>
+        <w:t xml:space="preserve">  "Sweden" = "Suedia", "Switzerland" = "Elveția"</w:t>
+        <w:br/>
+        <w:t>)</w:t>
+        <w:br/>
+        <w:br/>
+        <w:t># Folosim indexare directă (Vectorized Lookup) pentru a evita erorile de 'recode'</w:t>
+        <w:br/>
+        <w:t>df_final$Tara &lt;- translations[df_final$Tara]</w:t>
+        <w:br/>
+        <w:br/>
+        <w:t># Verificăm dacă au rămas valori NA (țări netraduse) și le păstrăm pe cele originale (sau le semnalăm)</w:t>
+        <w:br/>
+        <w:t># df_final$Tara[is.na(df_final$Tara)] &lt;- names(translations)[match(df_final$Tara[is.na(df_final$Tara)], names(translations))] # Fallback opțional</w:t>
+        <w:br/>
+        <w:br/>
+        <w:t># Salvare set de date final</w:t>
+        <w:br/>
+        <w:t>write_xlsx(df_final, "Output/Date/Date_Proiect_Final_2023.xlsx")</w:t>
+        <w:br/>
+        <w:t>print("Setul de date final a fost salvat.")</w:t>
+        <w:br/>
+        <w:br/>
+        <w:t># ==============================================================================</w:t>
+        <w:br/>
+        <w:t># 4. Analiza Exploratorie (EDA)</w:t>
+        <w:br/>
+        <w:t># ==============================================================================</w:t>
+        <w:br/>
+        <w:br/>
+        <w:t># 4.1. Statistici Descriptive</w:t>
+        <w:br/>
+        <w:t>desc_stats &lt;- describe(df_final %&gt;% select_if(is.numeric))</w:t>
+        <w:br/>
+        <w:t>print("Statistici Descriptive:")</w:t>
+        <w:br/>
+        <w:t>print(desc_stats)</w:t>
+        <w:br/>
+        <w:br/>
+        <w:t># Salvare statistici în CSV</w:t>
+        <w:br/>
+        <w:t>write.csv(desc_stats, "Output/Rapoarte/Statistici_Descriptive.csv")</w:t>
+        <w:br/>
+        <w:br/>
+        <w:t># 4.2. Matricea de Corelație</w:t>
+        <w:br/>
+        <w:t>cor_matrix &lt;- cor(df_final %&gt;% select(Furturi, PIB_per_capita, Someri_Mii, Imigratie, Politie, Densitate_Populatie, Membru_UE), use = "complete.obs")</w:t>
+        <w:br/>
+        <w:t>print("Matricea de Corelație:")</w:t>
+        <w:br/>
+        <w:t>print(cor_matrix)</w:t>
+        <w:br/>
+        <w:br/>
+        <w:t># Plot Corelație</w:t>
+        <w:br/>
+        <w:t>png("Output/Grafice/Plot_Corelatie.png", width = 800, height = 600)</w:t>
+        <w:br/>
+        <w:t xml:space="preserve">corrplot(cor_matrix, method = "color", type = "upper", </w:t>
+        <w:br/>
+        <w:t xml:space="preserve">         addCoef.col = "black", tl.col = "black", tl.srt = 45, </w:t>
+        <w:br/>
+        <w:t xml:space="preserve">         title = "Matricea de Corelatie a Variabilelor", mar=c(0,0,1,0))</w:t>
+        <w:br/>
+        <w:t>dev.off()</w:t>
+        <w:br/>
+        <w:br/>
+        <w:t># 4.3. Histograme si Densitate pentru TOATE variabilele (Grid)</w:t>
+        <w:br/>
+        <w:t># ------------------------------------------------------------------------------</w:t>
+        <w:br/>
+        <w:t># Funcție pentru a genera histograma cu densitate</w:t>
+        <w:br/>
+        <w:t>plot_hist_density &lt;- function(data, column, title, color_fill) {</w:t>
+        <w:br/>
+        <w:t xml:space="preserve">  ggplot(data, aes_string(x = column)) +</w:t>
+        <w:br/>
+        <w:t xml:space="preserve">    geom_histogram(aes(y = ..density..), binwidth = 0.5, fill = color_fill, color = "black", alpha = 0.7) +</w:t>
+        <w:br/>
+        <w:t xml:space="preserve">    geom_density(alpha = .3, fill = "red") +</w:t>
+        <w:br/>
+        <w:t xml:space="preserve">    labs(title = title, x = column, y = "Densitate") +</w:t>
+        <w:br/>
+        <w:t xml:space="preserve">    theme_minimal()</w:t>
+        <w:br/>
+        <w:t>}</w:t>
+        <w:br/>
+        <w:br/>
+        <w:t>p_hist1 &lt;- plot_hist_density(df_final, "ln_Furturi", "Distribuție Furturi (Log)", "skyblue")</w:t>
+        <w:br/>
+        <w:t>p_hist2 &lt;- plot_hist_density(df_final, "ln_PIB", "Distribuție PIB (Log)", "lightgreen")</w:t>
+        <w:br/>
+        <w:t>p_hist3 &lt;- plot_hist_density(df_final, "ln_Someri", "Distribuție Șomaj (Log)", "orange")</w:t>
+        <w:br/>
+        <w:t>p_hist4 &lt;- plot_hist_density(df_final, "ln_Politie", "Distribuție Poliție (Log)", "purple")</w:t>
+        <w:br/>
+        <w:br/>
+        <w:t># Grid 2x2</w:t>
+        <w:br/>
+        <w:t>png("Output/Grafice/Hist_Grid_All.png", width = 1000, height = 800)</w:t>
+        <w:br/>
+        <w:t>gridExtra::grid.arrange(p_hist1, p_hist2, p_hist3, p_hist4, ncol = 2)</w:t>
+        <w:br/>
+        <w:t>dev.off()</w:t>
+        <w:br/>
+        <w:br/>
+        <w:t>ggsave("Output/Grafice/Hist_Furturi.png", plot = p_hist1) # Păstrăm și individual</w:t>
+        <w:br/>
+        <w:br/>
+        <w:t># 4.4. Boxplots pentru identificarea Outlierilor</w:t>
+        <w:br/>
+        <w:t># ------------------------------------------------------------------------------</w:t>
+        <w:br/>
+        <w:t># Vom face un singur grafic cu boxplot-uri standardizate (z-scores) pentru a le vedea pe toate</w:t>
+        <w:br/>
+        <w:t>df_long_z &lt;- df_final %&gt;%</w:t>
+        <w:br/>
+        <w:t xml:space="preserve">  select(starts_with("ln_")) %&gt;%</w:t>
+        <w:br/>
+        <w:t xml:space="preserve">  scale() %&gt;%</w:t>
+        <w:br/>
+        <w:t xml:space="preserve">  as.data.frame() %&gt;%</w:t>
+        <w:br/>
+        <w:t xml:space="preserve">  pivot_longer(cols = everything(), names_to = "Variabila", values_to = "Z_Score")</w:t>
+        <w:br/>
+        <w:br/>
+        <w:t>p_box &lt;- ggplot(df_long_z, aes(x = Variabila, y = Z_Score, fill = Variabila)) +</w:t>
+        <w:br/>
+        <w:t xml:space="preserve">  geom_boxplot() +</w:t>
+        <w:br/>
+        <w:t xml:space="preserve">  labs(title = "Boxplot Standardizat (Identificare Outlieri)", y = "Z-Score (Deviații Standard)") +</w:t>
+        <w:br/>
+        <w:t xml:space="preserve">  theme_minimal() +</w:t>
+        <w:br/>
+        <w:t xml:space="preserve">  theme(axis.text.x = element_text(angle = 45, hjust = 1))</w:t>
+        <w:br/>
+        <w:br/>
+        <w:t>ggsave("Output/Grafice/Boxplot_Outlieri.png", plot = p_box)</w:t>
+        <w:br/>
+        <w:br/>
+        <w:t># 4.5. Top 5 / Bottom 5 Țări (Bar Charts)</w:t>
+        <w:br/>
+        <w:t># ------------------------------------------------------------------------------</w:t>
+        <w:br/>
+        <w:t># Funcție pentru Bar Chart</w:t>
+        <w:br/>
+        <w:t>plot_top_bottom &lt;- function(df, var_col, title_text) {</w:t>
+        <w:br/>
+        <w:t xml:space="preserve">  df_sorted &lt;- df %&gt;% arrange(desc(!!sym(var_col)))</w:t>
+        <w:br/>
+        <w:t xml:space="preserve">  df_subset &lt;- bind_rows(head(df_sorted, 5), tail(df_sorted, 5))</w:t>
+        <w:br/>
+        <w:t xml:space="preserve">  </w:t>
+        <w:br/>
+        <w:t xml:space="preserve">  ggplot(df_subset, aes(x = reorder(Tara, !!sym(var_col)), y = !!sym(var_col), fill = !!sym(var_col))) +</w:t>
+        <w:br/>
+        <w:t xml:space="preserve">    geom_bar(stat = "identity") +</w:t>
+        <w:br/>
+        <w:t xml:space="preserve">    coord_flip() +</w:t>
+        <w:br/>
+        <w:t xml:space="preserve">    labs(title = title_text, x = "Țara", y = var_col) +</w:t>
+        <w:br/>
+        <w:t xml:space="preserve">    theme_minimal()</w:t>
+        <w:br/>
+        <w:t>}</w:t>
+        <w:br/>
+        <w:br/>
+        <w:t>p_bar1 &lt;- plot_top_bottom(df_final, "Furturi", "Top/Bottom 5 Țări după Nr. Furturi")</w:t>
+        <w:br/>
+        <w:t>ggsave("Output/Grafice/Bar_Top_Furturi.png", plot = p_bar1)</w:t>
+        <w:br/>
+        <w:br/>
+        <w:t># 4.6. Pair Plot (Toate relațiile într-o singură imagine)</w:t>
+        <w:br/>
+        <w:t># ------------------------------------------------------------------------------</w:t>
+        <w:br/>
+        <w:t>png("Output/Grafice/Pairs_Plot.png", width = 1000, height = 1000)</w:t>
+        <w:br/>
+        <w:t xml:space="preserve">pairs.panels(df_final %&gt;% select(ln_Furturi, ln_PIB, ln_Someri, ln_Imigratie, ln_Politie), </w:t>
+        <w:br/>
+        <w:t xml:space="preserve">             method = "pearson", # correlation method</w:t>
+        <w:br/>
+        <w:t xml:space="preserve">             hist.col = "#00AFBB",</w:t>
+        <w:br/>
+        <w:t xml:space="preserve">             density = TRUE,  # show density plots</w:t>
+        <w:br/>
+        <w:t xml:space="preserve">             ellipses = TRUE # show correlation ellipses</w:t>
+        <w:br/>
+        <w:t>)</w:t>
+        <w:br/>
+        <w:t>dev.off()</w:t>
+        <w:br/>
+        <w:br/>
+        <w:t># 4.7. Scatter Plot Log-Log (Relația Principală)</w:t>
+        <w:br/>
+        <w:t># ------------------------------------------------------------------------------</w:t>
+        <w:br/>
+        <w:t>p3 &lt;- ggplot(df_final, aes(x = ln_Someri, y = ln_Furturi)) +</w:t>
+        <w:br/>
+        <w:t xml:space="preserve">  geom_point(color = "darkgreen", size = 3) +</w:t>
+        <w:br/>
+        <w:t xml:space="preserve">  geom_smooth(method = "lm", color = "orange", se = TRUE, fill = "wheat") +</w:t>
+        <w:br/>
+        <w:t xml:space="preserve">  geom_text(aes(label = Tara), vjust = 1.5, size = 3) +</w:t>
+        <w:br/>
+        <w:t xml:space="preserve">  labs(title = "Relația Log-Log: Șomaj vs Furturi", </w:t>
+        <w:br/>
+        <w:t xml:space="preserve">       subtitle = paste("Corelație:", round(cor(df_final$ln_Someri, df_final$ln_Furturi), 2)),</w:t>
+        <w:br/>
+        <w:t xml:space="preserve">       x = "Log(Nr. Șomeri)", y = "Log(Furturi)") +</w:t>
+        <w:br/>
+        <w:t xml:space="preserve">  theme_minimal()</w:t>
+        <w:br/>
+        <w:br/>
+        <w:t>ggsave("Output/Grafice/Scatter_Log_Somaj_Furturi.png", plot = p3)</w:t>
+        <w:br/>
+        <w:br/>
+        <w:t># ==============================================================================</w:t>
+        <w:br/>
+        <w:t># 5. Împărțire Set Date (Train / Test)</w:t>
+        <w:br/>
+        <w:t># ==============================================================================</w:t>
+        <w:br/>
+        <w:t>set.seed(123) # Pentru reproductibilitate</w:t>
+        <w:br/>
+        <w:t>train_index &lt;- createDataPartition(df_final$Furturi, p = 0.8, list = FALSE)</w:t>
+        <w:br/>
+        <w:t>train_data &lt;- df_final[train_index, ]</w:t>
+        <w:br/>
+        <w:t>test_data &lt;- df_final[-train_index, ]</w:t>
+        <w:br/>
+        <w:br/>
+        <w:t>print(paste("Dimensiune Train:", nrow(train_data)))</w:t>
+        <w:br/>
+        <w:t>print(paste("Dimensiune Test:", nrow(test_data)))</w:t>
+        <w:br/>
+        <w:br/>
+        <w:t># Salvare Train/Test</w:t>
+        <w:br/>
+        <w:t>write_xlsx(train_data, "Output/Date/Date_Antrenare.xlsx")</w:t>
+        <w:br/>
+        <w:t>write_xlsx(test_data, "Output/Date/Date_Testare.xlsx")</w:t>
+        <w:br/>
+        <w:br/>
+        <w:t>print("Script finalizat cu succes! Rezultatele sunt in folderul 'Output'.")</w:t>
+        <w:br/>
+        <w:br/>
+        <w:t># OPRIRE LOGGING</w:t>
+        <w:br/>
+        <w:t>sink()</w:t>
+        <w:br/>
+      </w:r>
+    </w:p>
+    <w:p>
+      <w:r>
+        <w:br w:type="page"/>
+      </w:r>
+    </w:p>
+    <w:p>
+      <w:pPr>
+        <w:pStyle w:val="Heading2"/>
+      </w:pPr>
+      <w:r>
+        <w:t>Anexa B: Cod R - Modelare Econometrică</w:t>
+      </w:r>
+    </w:p>
+    <w:p>
+      <w:r>
+        <w:rPr>
+          <w:rFonts w:ascii="Courier New" w:hAnsi="Courier New"/>
+          <w:sz w:val="16"/>
+        </w:rPr>
+        <w:t># ==============================================================================</w:t>
+        <w:br/>
+        <w:t># PROIECT ECONOMETRIE: APLICAȚIA 2 - MODELARE ECONOMETRICĂ CLASICĂ</w:t>
+        <w:br/>
+        <w:t># ==============================================================================</w:t>
+        <w:br/>
+        <w:br/>
+        <w:t># 1. Încărcarea Bibliotecilor Necesare</w:t>
+        <w:br/>
+        <w:t>if (!require("pacman")) install.packages("pacman")</w:t>
+        <w:br/>
+        <w:t>pacman::p_load(</w:t>
+        <w:br/>
+        <w:t xml:space="preserve">  readxl,       # Citire Excel</w:t>
+        <w:br/>
+        <w:t xml:space="preserve">  tidyverse,    # Manipulare date și grafice</w:t>
+        <w:br/>
+        <w:t xml:space="preserve">  car,          # Teste ipoteze liniare, VIF, Durbin-Watson</w:t>
+        <w:br/>
+        <w:t xml:space="preserve">  lmtest,       # Teste de diagnosticare (Breusch-Pagan, etc.)</w:t>
+        <w:br/>
+        <w:t xml:space="preserve">  tseries,      # Teste stat. (Jarque-Bera etc.)</w:t>
+        <w:br/>
+        <w:t xml:space="preserve">  broom,        # Tidy output pentru modele</w:t>
+        <w:br/>
+        <w:t xml:space="preserve">  writexl,      # Salvare Excel</w:t>
+        <w:br/>
+        <w:t xml:space="preserve">  moments,      # Pentru Jarque-Bera</w:t>
+        <w:br/>
+        <w:t xml:space="preserve">  glmnet        # Pentru Lasso si Ridge (Regularizare)</w:t>
+        <w:br/>
+        <w:t>)</w:t>
+        <w:br/>
+        <w:br/>
+        <w:t># Setare director de lucru (pentru siguranță)</w:t>
+        <w:br/>
+        <w:t>setwd("C:/Users/Jastin/Desktop/Econometrie/Proiect-Econometrie/Proiect/Proiect")</w:t>
+        <w:br/>
+        <w:br/>
+        <w:t># PORNIRE LOGGING</w:t>
+        <w:br/>
+        <w:t>sink("Output/Rapoarte/rezultate_regresie.txt", split = TRUE)</w:t>
+        <w:br/>
+        <w:br/>
+        <w:t># ==============================================================================</w:t>
+        <w:br/>
+        <w:t># 2. Încărcare Date</w:t>
+        <w:br/>
+        <w:t># ==============================================================================</w:t>
+        <w:br/>
+        <w:t>df_path &lt;- "Output/Date/Date_Proiect_Final_2023.xlsx"</w:t>
+        <w:br/>
+        <w:t>if (!file.exists(df_path)) {</w:t>
+        <w:br/>
+        <w:t xml:space="preserve">  stop("Fișierul de date nu există! Rulați întâi scriptul 1_analiza_exploratorie.R")</w:t>
+        <w:br/>
+        <w:t>}</w:t>
+        <w:br/>
+        <w:br/>
+        <w:t>df_final &lt;- read_excel(df_path)</w:t>
+        <w:br/>
+        <w:t>print("Date încărcate cu succes.")</w:t>
+        <w:br/>
+        <w:t>print(paste("Număr observații:", nrow(df_final)))</w:t>
+        <w:br/>
+        <w:br/>
+        <w:t># ==============================================================================</w:t>
+        <w:br/>
+        <w:t># 3. Model 1: Regresie Liniară Simplă (Validare H1)</w:t>
+        <w:br/>
+        <w:t># ==============================================================================</w:t>
+        <w:br/>
+        <w:t># H1: Șomajul influențează pozitiv furturile.</w:t>
+        <w:br/>
+        <w:t># Model: ln_Furturi = b0 + b1 * ln_Someri + u</w:t>
+        <w:br/>
+        <w:br/>
+        <w:t>print("==============================================================================")</w:t>
+        <w:br/>
+        <w:t>print("3. MODEL 1: REGRESIE LINIARĂ SIMPLĂ (ln_Furturi ~ ln_Someri)")</w:t>
+        <w:br/>
+        <w:t>print("==============================================================================")</w:t>
+        <w:br/>
+        <w:br/>
+        <w:t>model_simple &lt;- lm(ln_Furturi ~ ln_Someri, data = df_final)</w:t>
+        <w:br/>
+        <w:t>summary_simple &lt;- summary(model_simple)</w:t>
+        <w:br/>
+        <w:t>print(summary_simple)</w:t>
+        <w:br/>
+        <w:br/>
+        <w:t># Interpretare coeficient</w:t>
+        <w:br/>
+        <w:t>coef_someri &lt;- coef(model_simple)["ln_Someri"]</w:t>
+        <w:br/>
+        <w:t>print(paste("Elasticitate estimată (b1):", round(coef_someri, 4)))</w:t>
+        <w:br/>
+        <w:t>if (coef_someri &gt; 0 &amp;&amp; summary_simple$coefficients["ln_Someri", "Pr(&gt;|t|)"] &lt; 0.05) {</w:t>
+        <w:br/>
+        <w:t xml:space="preserve">  print("CONCLUZIE H1: Ipoteza se validează. Relație pozitivă și semnificativă.")</w:t>
+        <w:br/>
+        <w:t>} else {</w:t>
+        <w:br/>
+        <w:t xml:space="preserve">  print("CONCLUZIE H1: Ipoteza NU se validează statistic.")</w:t>
+        <w:br/>
+        <w:t>}</w:t>
+        <w:br/>
+        <w:br/>
+        <w:t># Salvare Rezultate Model Simplu în Excel pentru Word</w:t>
+        <w:br/>
+        <w:t>tidy_simple &lt;- tidy(model_simple)</w:t>
+        <w:br/>
+        <w:t>glance_simple &lt;- glance(model_simple)</w:t>
+        <w:br/>
+        <w:t>write_xlsx(list(Coeficienti = tidy_simple, Sumar = glance_simple), "Output/Rapoarte/Rezultate_Regresie_Simplu.xlsx")</w:t>
+        <w:br/>
+        <w:br/>
+        <w:br/>
+        <w:t># Grafic Regresie Simplă cu benzi de încredere</w:t>
+        <w:br/>
+        <w:t>p_simple &lt;- ggplot(df_final, aes(x = ln_Someri, y = ln_Furturi)) +</w:t>
+        <w:br/>
+        <w:t xml:space="preserve">  geom_point(color = "blue", size = 3, alpha = 0.7) +</w:t>
+        <w:br/>
+        <w:t xml:space="preserve">  geom_smooth(method = "lm", color = "red", fill = "pink", alpha = 0.3) +</w:t>
+        <w:br/>
+        <w:t xml:space="preserve">  geom_text(aes(label = Tara), vjust = 1.5, size = 3) +</w:t>
+        <w:br/>
+        <w:t xml:space="preserve">  labs(title = "Regresie Simplă: Elasticitatea Furturi - Șomaj",</w:t>
+        <w:br/>
+        <w:t xml:space="preserve">       subtitle = paste("R-squared =", round(summary_simple$r.squared, 3)),</w:t>
+        <w:br/>
+        <w:t xml:space="preserve">       x = "Log(Nr. Șomeri)", y = "Log(Furturi)") +</w:t>
+        <w:br/>
+        <w:t xml:space="preserve">  theme_minimal()</w:t>
+        <w:br/>
+        <w:br/>
+        <w:t>ggsave("Output/Grafice/Regresie_Simpla.png", plot = p_simple)</w:t>
+        <w:br/>
+        <w:br/>
+        <w:br/>
+        <w:t># ==============================================================================</w:t>
+        <w:br/>
+        <w:t># 4. Model 2: Regresie Liniară Multiplă (Modelul Complet)</w:t>
+        <w:br/>
+        <w:t># ==============================================================================</w:t>
+        <w:br/>
+        <w:t># Model: ln_Furturi = b0 + b1*ln_PIB + b2*ln_Someri + b3*ln_Imigratie + b4*ln_Politie + b5*Membru_UE + u</w:t>
+        <w:br/>
+        <w:t># Notă: Excludem Densitatea momentan pentru a nu supraîncărca modelul la puține grade de libertate, sau o includem?</w:t>
+        <w:br/>
+        <w:t># Userul a cerut "toate variabilele". Le includem pe toate disponibile logaritmate.</w:t>
+        <w:br/>
+        <w:br/>
+        <w:t>print("==============================================================================")</w:t>
+        <w:br/>
+        <w:t>print("4. MODEL 2: REGRESIE MULTIPLĂ (Toate Variabilele)")</w:t>
+        <w:br/>
+        <w:t>print("==============================================================================")</w:t>
+        <w:br/>
+        <w:br/>
+        <w:t>model_multi &lt;- lm(ln_Furturi ~ ln_PIB + ln_Someri + ln_Imigratie + ln_Politie + ln_Densitate + Membru_UE, data = df_final)</w:t>
+        <w:br/>
+        <w:t>summary_multi &lt;- summary(model_multi)</w:t>
+        <w:br/>
+        <w:t>print(summary_multi)</w:t>
+        <w:br/>
+        <w:br/>
+        <w:t># Test F Global</w:t>
+        <w:br/>
+        <w:t>f_stat &lt;- summary_multi$fstatistic</w:t>
+        <w:br/>
+        <w:t>p_val_f &lt;- pf(f_stat[1], f_stat[2], f_stat[3], lower.tail = FALSE)</w:t>
+        <w:br/>
+        <w:t>print(paste("Testul F (p-value):", format.pval(p_val_f)))</w:t>
+        <w:br/>
+        <w:br/>
+        <w:t># Salvare Rezultate Model Multiplu în Excel pentru Word</w:t>
+        <w:br/>
+        <w:t>tidy_multi &lt;- tidy(model_multi)</w:t>
+        <w:br/>
+        <w:t>glance_multi &lt;- glance(model_multi)</w:t>
+        <w:br/>
+        <w:t>write_xlsx(list(Coeficienti = tidy_multi, Sumar = glance_multi), "Output/Rapoarte/Rezultate_Regresie_Multipla.xlsx")</w:t>
+        <w:br/>
+        <w:br/>
+        <w:t># Salvare VIF în Excel</w:t>
+        <w:br/>
+        <w:t>vif_vals &lt;- vif(model_multi)</w:t>
+        <w:br/>
+        <w:t>df_vif &lt;- data.frame(Variabila = names(vif_vals), VIF = vif_vals)</w:t>
+        <w:br/>
+        <w:t>write_xlsx(df_vif, "Output/Rapoarte/Rezultate_VIF.xlsx")</w:t>
+        <w:br/>
+        <w:br/>
+        <w:br/>
+        <w:t># ==============================================================================</w:t>
+        <w:br/>
+        <w:t># 5. Diagnosticare Modele (Verificarea Ipotezelor Gauss-Markov)</w:t>
+        <w:br/>
+        <w:t># ==============================================================================</w:t>
+        <w:br/>
+        <w:t>print("==============================================================================")</w:t>
+        <w:br/>
+        <w:t>print("5. DIAGNOSTICARE MODEL MULTIPLU")</w:t>
+        <w:br/>
+        <w:t>print("==============================================================================")</w:t>
+        <w:br/>
+        <w:br/>
+        <w:t># 5.1. Multicoliniaritate (VIF)</w:t>
+        <w:br/>
+        <w:t>print("--- Test Multicoliniaritate (VIF) ---")</w:t>
+        <w:br/>
+        <w:t>vif_vals &lt;- vif(model_multi)</w:t>
+        <w:br/>
+        <w:t>print(vif_vals)</w:t>
+        <w:br/>
+        <w:t>if (any(vif_vals &gt; 10)) {</w:t>
+        <w:br/>
+        <w:t xml:space="preserve">  print("ALERTA: Există multicoliniaritate severă (VIF &gt; 10). Coeficienții pot fi instabili.")</w:t>
+        <w:br/>
+        <w:t>} else if (any(vif_vals &gt; 5)) {</w:t>
+        <w:br/>
+        <w:t xml:space="preserve">  print("ATENTIE: Există multicoliniaritate moderată (VIF &gt; 5).")</w:t>
+        <w:br/>
+        <w:t>} else {</w:t>
+        <w:br/>
+        <w:t xml:space="preserve">  print("OK: Nu există probleme majore de multicoliniaritate.")</w:t>
+        <w:br/>
+        <w:t>}</w:t>
+        <w:br/>
+        <w:br/>
+        <w:t># 5.2. Heteroscedasticitate (Testul Breusch-Pagan)</w:t>
+        <w:br/>
+        <w:t># H0: Homoscedasticitate (Varianță constantă)</w:t>
+        <w:br/>
+        <w:t>print("--- Test Heteroscedasticitate (Breusch-Pagan) ---")</w:t>
+        <w:br/>
+        <w:t>bp_test &lt;- bptest(model_multi)</w:t>
+        <w:br/>
+        <w:t>print(bp_test)</w:t>
+        <w:br/>
+        <w:t>if (bp_test$p.value &lt; 0.05) {</w:t>
+        <w:br/>
+        <w:t xml:space="preserve">  print("ALERTA: Respingem H0. Există Heteroscedasticitate.")</w:t>
+        <w:br/>
+        <w:t>} else {</w:t>
+        <w:br/>
+        <w:t xml:space="preserve">  print("OK: Nu putem respinge H0. Ipoteza de Homoscedasticitate este validată.")</w:t>
+        <w:br/>
+        <w:t>}</w:t>
+        <w:br/>
+        <w:br/>
+        <w:t># 5.3. Normalitatea Reziduurilor (Testul Jarque-Bera - Cerut oficial)</w:t>
+        <w:br/>
+        <w:t># H0: Reziduurile sunt distribuite normal</w:t>
+        <w:br/>
+        <w:t>print("--- Test Normalitate Reziduuri (Jarque-Bera) ---")</w:t>
+        <w:br/>
+        <w:t>jb_test &lt;- jarque.test(resid(model_multi))</w:t>
+        <w:br/>
+        <w:t>print(jb_test)</w:t>
+        <w:br/>
+        <w:t>if (jb_test$p.value &lt; 0.05) {</w:t>
+        <w:br/>
+        <w:t xml:space="preserve">  print("ALERTA: Respingem H0. Reziduurile NU sunt normale.")</w:t>
+        <w:br/>
+        <w:t>} else {</w:t>
+        <w:br/>
+        <w:t xml:space="preserve">  print("OK: Nu putem respinge H0. Reziduurile sunt normale.")</w:t>
+        <w:br/>
+        <w:t>}</w:t>
+        <w:br/>
+        <w:br/>
+        <w:t># 5.4. Autocorelația Erorilor (Testul Durbin-Watson)</w:t>
+        <w:br/>
+        <w:t># H0: Nu există autocorelație de ordinul 1</w:t>
+        <w:br/>
+        <w:t>print("--- Test Autocorelatie (Durbin-Watson) ---")</w:t>
+        <w:br/>
+        <w:t>dw_test &lt;- dwtest(model_multi)</w:t>
+        <w:br/>
+        <w:t>print(dw_test)</w:t>
+        <w:br/>
+        <w:t>if (dw_test$p.value &lt; 0.05) {</w:t>
+        <w:br/>
+        <w:t xml:space="preserve">   print("ALERTA: Există autocorelație (Respingem H0).")</w:t>
+        <w:br/>
+        <w:t>} else {</w:t>
+        <w:br/>
+        <w:t xml:space="preserve">   print("OK: Nu există autocorelație (H0 validată).")</w:t>
+        <w:br/>
+        <w:t>}</w:t>
+        <w:br/>
+        <w:br/>
+        <w:t># Salvare Rezultate Teste Diagnostic în Excel</w:t>
+        <w:br/>
+        <w:t># Creăm un data frame cu rezultatele</w:t>
+        <w:br/>
+        <w:t>df_diag &lt;- data.frame(</w:t>
+        <w:br/>
+        <w:t xml:space="preserve">  Test = c("Shapiro-Wilk (Normalitate)", "Jarque-Bera (Normalitate)", "Breusch-Pagan (Heteroscedasticitate)", "Durbin-Watson (Autocorelare)"),</w:t>
+        <w:br/>
+        <w:t xml:space="preserve">  Statistica = c(shapiro_test$statistic, jb_test$statistic, bp_test$statistic, dw_test$statistic),</w:t>
+        <w:br/>
+        <w:t xml:space="preserve">  P_Value = c(shapiro_test$p.value, jb_test$p.value, bp_test$p.value, dw_test$p.value),</w:t>
+        <w:br/>
+        <w:t xml:space="preserve">  Concluzie = c(</w:t>
+        <w:br/>
+        <w:t xml:space="preserve">    ifelse(shapiro_test$p.value &gt; 0.05, "Normal", "Ne-normal"),</w:t>
+        <w:br/>
+        <w:t xml:space="preserve">    ifelse(jb_test$p.value &gt; 0.05, "Normal", "Ne-normal"),</w:t>
+        <w:br/>
+        <w:t xml:space="preserve">    ifelse(bp_test$p.value &gt; 0.05, "Homoscedastic", "Heteroscedastic"),</w:t>
+        <w:br/>
+        <w:t xml:space="preserve">    ifelse(dw_test$p.value &gt; 0.05, "Fara Autocorelare", "Autocorelare")</w:t>
+        <w:br/>
+        <w:t xml:space="preserve">  )</w:t>
+        <w:br/>
+        <w:t>)</w:t>
+        <w:br/>
+        <w:t>write_xlsx(df_diag, "Output/Rapoarte/Rezultate_Teste_Diagnostic.xlsx")</w:t>
+        <w:br/>
+        <w:br/>
+        <w:br/>
+        <w:br/>
+        <w:t># ==============================================================================</w:t>
+        <w:br/>
+        <w:t># 6. Grafice de Diagnostic</w:t>
+        <w:br/>
+        <w:t># ==============================================================================</w:t>
+        <w:br/>
+        <w:br/>
+        <w:t># QQ Plot - Normalitate</w:t>
+        <w:br/>
+        <w:t>png("Output/Grafice/QQ_Plot_Reziduuri.png", width = 800, height = 600)</w:t>
+        <w:br/>
+        <w:t>qqPlot(model_multi, main="Q-Q Plot: Verificarea Normalității Reziduurilor")</w:t>
+        <w:br/>
+        <w:t>dev.off()</w:t>
+        <w:br/>
+        <w:br/>
+        <w:t># Residuals vs Fitted - Heteroscedasticitate / Neliniaritate</w:t>
+        <w:br/>
+        <w:t>png("Output/Grafice/Residuals_vs_Fitted.png", width = 800, height = 600)</w:t>
+        <w:br/>
+        <w:t>plot(model_multi, which = 1, main = "Residuals vs Fitted")</w:t>
+        <w:br/>
+        <w:t>dev.off()</w:t>
+        <w:br/>
+        <w:br/>
+        <w:t># Cook's Distance - Puncte de Influență (Outliers)</w:t>
+        <w:br/>
+        <w:t>png("Output/Grafice/Cooks_Distance.png", width = 800, height = 600)</w:t>
+        <w:br/>
+        <w:t>plot(model_multi, which = 4, main = "Cook's Distance: Identificarea Outlierilor")</w:t>
+        <w:br/>
+        <w:t>dev.off()</w:t>
+        <w:br/>
+        <w:br/>
+        <w:t># Scale-Location Plot</w:t>
+        <w:br/>
+        <w:t>png("Output/Grafice/Scale_Location.png", width = 800, height = 600)</w:t>
+        <w:br/>
+        <w:t>plot(model_multi, which = 3, main = "Scale-Location Plot")</w:t>
+        <w:br/>
+        <w:t>dev.off()</w:t>
+        <w:br/>
+        <w:br/>
+        <w:t># Histogram of Residuals with Density</w:t>
+        <w:br/>
+        <w:t>png("Output/Grafice/Hist_Reziduuri.png", width = 800, height = 600)</w:t>
+        <w:br/>
+        <w:t xml:space="preserve">hist(resid(model_multi), breaks = 15, prob = TRUE, </w:t>
+        <w:br/>
+        <w:t xml:space="preserve">     main = "Histograma Reziduurilor cu Curba de Densitate",</w:t>
+        <w:br/>
+        <w:t xml:space="preserve">     xlab = "Reziduuri", col = "lightblue", border = "white")</w:t>
+        <w:br/>
+        <w:t>lines(density(resid(model_multi)), col = "red", lwd = 2)</w:t>
+        <w:br/>
+        <w:t xml:space="preserve">curve(dnorm(x, mean = mean(resid(model_multi)), sd = sd(resid(model_multi))), </w:t>
+        <w:br/>
+        <w:t xml:space="preserve">      add = TRUE, col = "blue", lwd = 2, lty = 2)</w:t>
+        <w:br/>
+        <w:t xml:space="preserve">legend("topright", c("Densitate Empirică", "Distribuție Normală Teoretică"), </w:t>
+        <w:br/>
+        <w:t xml:space="preserve">       col = c("red", "blue"), lty = c(1, 2), lwd = 2)</w:t>
+        <w:br/>
+        <w:t>dev.off()</w:t>
+        <w:br/>
+        <w:br/>
+        <w:t># Index Plot pentru Reziduuri</w:t>
+        <w:br/>
+        <w:t>png("Output/Grafice/Index_Reziduuri.png", width = 800, height = 600)</w:t>
+        <w:br/>
+        <w:t>plot(resid(model_multi), type = "b", pch = 19,</w:t>
+        <w:br/>
+        <w:t xml:space="preserve">     main = "Index Plot: Reziduuri vs. Observații",</w:t>
+        <w:br/>
+        <w:t xml:space="preserve">     xlab = "Index (Țara)", ylab = "Reziduu",</w:t>
+        <w:br/>
+        <w:t xml:space="preserve">     col = ifelse(abs(resid(model_multi)) &gt; 2*sd(resid(model_multi)), "red", "blue"))</w:t>
+        <w:br/>
+        <w:t>abline(h = 0, lty = 2, col = "gray")</w:t>
+        <w:br/>
+        <w:t>abline(h = c(-2, 2) * sd(resid(model_multi)), lty = 3, col = "red")</w:t>
+        <w:br/>
+        <w:t>legend("topright", c("Normal", "Outlier potențial", "±2σ"),</w:t>
+        <w:br/>
+        <w:t xml:space="preserve">       col = c("blue", "red", "red"), pch = c(19, 19, NA), lty = c(NA, NA, 3))</w:t>
+        <w:br/>
+        <w:t>dev.off()</w:t>
+        <w:br/>
+        <w:br/>
+        <w:t># ACF Plot pentru Autocorelare</w:t>
+        <w:br/>
+        <w:t>png("Output/Grafice/ACF_Reziduuri.png", width = 800, height = 600)</w:t>
+        <w:br/>
+        <w:t>acf(resid(model_multi), main = "ACF: Corelogramă Reziduuri (Verificare Autocorelare)")</w:t>
+        <w:br/>
+        <w:t>dev.off()</w:t>
+        <w:br/>
+        <w:br/>
+        <w:t># Scatter plots pentru fiecare variabilă vs Furturi (Grid 2x3)</w:t>
+        <w:br/>
+        <w:t>png("Output/Grafice/Scatter_All_Variables.png", width = 1200, height = 800)</w:t>
+        <w:br/>
+        <w:t>par(mfrow = c(2, 3))</w:t>
+        <w:br/>
+        <w:br/>
+        <w:t>plot(df_final$ln_Someri, df_final$ln_Furturi, pch = 19, col = "blue",</w:t>
+        <w:br/>
+        <w:t xml:space="preserve">     main = "Șomaj vs Furturi", xlab = "ln_Șomaj", ylab = "ln_Furturi")</w:t>
+        <w:br/>
+        <w:t>abline(lm(ln_Furturi ~ ln_Someri, data = df_final), col = "red", lwd = 2)</w:t>
+        <w:br/>
+        <w:br/>
+        <w:t>plot(df_final$ln_PIB, df_final$ln_Furturi, pch = 19, col = "green",</w:t>
+        <w:br/>
+        <w:t xml:space="preserve">     main = "PIB vs Furturi", xlab = "ln_PIB", ylab = "ln_Furturi")</w:t>
+        <w:br/>
+        <w:t>abline(lm(ln_Furturi ~ ln_PIB, data = df_final), col = "red", lwd = 2)</w:t>
+        <w:br/>
+        <w:br/>
+        <w:t>plot(df_final$ln_Imigratie, df_final$ln_Furturi, pch = 19, col = "orange",</w:t>
+        <w:br/>
+        <w:t xml:space="preserve">     main = "Imigrație vs Furturi", xlab = "ln_Imigrație", ylab = "ln_Furturi")</w:t>
+        <w:br/>
+        <w:t>abline(lm(ln_Furturi ~ ln_Imigratie, data = df_final), col = "red", lwd = 2)</w:t>
+        <w:br/>
+        <w:br/>
+        <w:t>plot(df_final$ln_Politie, df_final$ln_Furturi, pch = 19, col = "purple",</w:t>
+        <w:br/>
+        <w:t xml:space="preserve">     main = "Poliție vs Furturi", xlab = "ln_Poliție", ylab = "ln_Furturi")</w:t>
+        <w:br/>
+        <w:t>abline(lm(ln_Furturi ~ ln_Politie, data = df_final), col = "red", lwd = 2)</w:t>
+        <w:br/>
+        <w:br/>
+        <w:t>plot(df_final$ln_Densitate, df_final$ln_Furturi, pch = 19, col = "brown",</w:t>
+        <w:br/>
+        <w:t xml:space="preserve">     main = "Densitate vs Furturi", xlab = "ln_Densitate", ylab = "ln_Furturi")</w:t>
+        <w:br/>
+        <w:t>abline(lm(ln_Furturi ~ ln_Densitate, data = df_final), col = "red", lwd = 2)</w:t>
+        <w:br/>
+        <w:br/>
+        <w:t># Boxplot pentru Membru UE vs non-UE</w:t>
+        <w:br/>
+        <w:t>boxplot(ln_Furturi ~ Membru_UE, data = df_final, col = c("salmon", "lightgreen"),</w:t>
+        <w:br/>
+        <w:t xml:space="preserve">        main = "Membru UE vs Non-UE", xlab = "Membru UE (0/1)", ylab = "ln_Furturi")</w:t>
+        <w:br/>
+        <w:br/>
+        <w:t>par(mfrow = c(1, 1))</w:t>
+        <w:br/>
+        <w:t>dev.off()</w:t>
+        <w:br/>
+        <w:br/>
+        <w:t># ==============================================================================</w:t>
+        <w:br/>
+        <w:t># 7. Model 3: Regresie Multiplă Refinată (Soluție pentru VIF &gt; 10)</w:t>
+        <w:br/>
+        <w:t># ==============================================================================</w:t>
+        <w:br/>
+        <w:t># Eliminăm variabila cu VIF-ul cel mai mare (ln_Politie = 13.5) pentru a corecta multicoliniaritatea</w:t>
+        <w:br/>
+        <w:t># În literatura, numărul de polițiști e adesea endogen (mai multe furturi -&gt; angajăm polițiști),</w:t>
+        <w:br/>
+        <w:t># deci eliminarea sa poate fi justificată și teoretic (sau tratată prin 2SLS, dar aici simplificăm).</w:t>
+        <w:br/>
+        <w:br/>
+        <w:t>print("==============================================================================")</w:t>
+        <w:br/>
+        <w:t>print("7. MODEL 3: REGRESIE REFINATĂ (Fără ln_Politie)")</w:t>
+        <w:br/>
+        <w:t>print("==============================================================================")</w:t>
+        <w:br/>
+        <w:br/>
+        <w:t>model_refinat &lt;- lm(ln_Furturi ~ ln_PIB + ln_Someri + ln_Imigratie + ln_Densitate + Membru_UE, data = df_final)</w:t>
+        <w:br/>
+        <w:t>summary_refinat &lt;- summary(model_refinat)</w:t>
+        <w:br/>
+        <w:t>print(summary_refinat)</w:t>
+        <w:br/>
+        <w:br/>
+        <w:t># Recalculare VIF pentru modelul refinat</w:t>
+        <w:br/>
+        <w:t>print("--- VIF Model Refinat ---")</w:t>
+        <w:br/>
+        <w:t>vif_refinat &lt;- vif(model_refinat)</w:t>
+        <w:br/>
+        <w:t>print(vif_refinat)</w:t>
+        <w:br/>
+        <w:br/>
+        <w:t># Salvare Rezultate Model Refinat</w:t>
+        <w:br/>
+        <w:t>tidy_refinat &lt;- tidy(model_refinat)</w:t>
+        <w:br/>
+        <w:t>glance_refinat &lt;- glance(model_refinat)</w:t>
+        <w:br/>
+        <w:t>write_xlsx(list(Coeficienti = tidy_refinat, Sumar = glance_refinat), "Output/Rapoarte/Rezultate_Regresie_Refinat.xlsx")</w:t>
+        <w:br/>
+        <w:br/>
+        <w:t>vif_df_refinat &lt;- data.frame(Variabila = names(vif_refinat), VIF = vif_refinat)</w:t>
+        <w:br/>
+        <w:t>write_xlsx(vif_df_refinat, "Output/Rapoarte/Rezultate_VIF_Refinat.xlsx")</w:t>
+        <w:br/>
+        <w:br/>
+        <w:t># ==============================================================================</w:t>
+        <w:br/>
+        <w:t># 8. SCENARIU DE PROGNOZĂ (Cerința 4)</w:t>
+        <w:br/>
+        <w:t># ==============================================================================</w:t>
+        <w:br/>
+        <w:t>print("--- Generare Scenariu de Prognoză ---")</w:t>
+        <w:br/>
+        <w:br/>
+        <w:t># Definim un scenariu ipotetic: "O țară de criză"</w:t>
+        <w:br/>
+        <w:t># Să zicem: Șomaj cu 50% mai mare decât media, PIB cu 20% mai mic.</w:t>
+        <w:br/>
+        <w:t>mean_vals &lt;- colMeans(df_final[, c("ln_PIB", "ln_Someri", "ln_Imigratie", "ln_Densitate", "Membru_UE")])</w:t>
+        <w:br/>
+        <w:t>scenariu &lt;- data.frame(</w:t>
+        <w:br/>
+        <w:t xml:space="preserve">  ln_PIB = mean_vals["ln_PIB"] * 0.8,      # Scădere 20% PIB (log scale aprox)</w:t>
+        <w:br/>
+        <w:t xml:space="preserve">  ln_Someri = mean_vals["ln_Someri"] * 1.5, # Creștere 50% Șomaj</w:t>
+        <w:br/>
+        <w:t xml:space="preserve">  ln_Imigratie = mean_vals["ln_Imigratie"], # Media</w:t>
+        <w:br/>
+        <w:t xml:space="preserve">  ln_Densitate = mean_vals["ln_Densitate"], # Media</w:t>
+        <w:br/>
+        <w:t xml:space="preserve">  Membru_UE = 1                             # Membru UE</w:t>
+        <w:br/>
+        <w:t>)</w:t>
+        <w:br/>
+        <w:br/>
+        <w:t># Predicție folosind Modelul Refinat (cel stabil)</w:t>
+        <w:br/>
+        <w:t># Modelul refinat nu are ln_Politie, deci nu o includem in scenariu</w:t>
+        <w:br/>
+        <w:t>pred_log &lt;- predict(model_refinat, newdata = scenariu, interval = "confidence")</w:t>
+        <w:br/>
+        <w:t>pred_level &lt;- exp(pred_log) # Transformăm înapoi din log în valori reale (nr. furturi)</w:t>
+        <w:br/>
+        <w:t>rownames(pred_level) &lt;- "Scenariu_Criza"</w:t>
+        <w:br/>
+        <w:br/>
+        <w:t># Salvare Rezultat Prognoză</w:t>
+        <w:br/>
+        <w:t>df_prognoza &lt;- data.frame(</w:t>
+        <w:br/>
+        <w:t xml:space="preserve">  Scenariu = "Criza Economica (Somaj +50%, PIB -20%)",</w:t>
+        <w:br/>
+        <w:t xml:space="preserve">  Furturi_Previzionate = pred_level[1],</w:t>
+        <w:br/>
+        <w:t xml:space="preserve">  Limita_Inf = pred_level[2],</w:t>
+        <w:br/>
+        <w:t xml:space="preserve">  Limita_Sup = pred_level[3]</w:t>
+        <w:br/>
+        <w:t>)</w:t>
+        <w:br/>
+        <w:t>write_xlsx(df_prognoza, "Output/Rapoarte/Rezultate_Prognoza.xlsx")</w:t>
+        <w:br/>
+        <w:t>print(df_prognoza)</w:t>
+        <w:br/>
+        <w:br/>
+        <w:br/>
+        <w:t># ==============================================================================</w:t>
+        <w:br/>
+        <w:t># 9. REGULARIZARE: LASSO și RIDGE (Cerința 5)</w:t>
+        <w:br/>
+        <w:t># ==============================================================================</w:t>
+        <w:br/>
+        <w:t>print("--- Estimare LASSO și RIDGE ---")</w:t>
+        <w:br/>
+        <w:br/>
+        <w:t># Pregătire date pentru glmnet (Matrice X și Vector Y)</w:t>
+        <w:br/>
+        <w:t>x_vars &lt;- model.matrix(ln_Furturi ~ ln_PIB + ln_Someri + ln_Imigratie + ln_Politie + ln_Densitate + Membru_UE, data = df_final)[, -1]</w:t>
+        <w:br/>
+        <w:t>y_var &lt;- df_final$ln_Furturi</w:t>
+        <w:br/>
+        <w:br/>
+        <w:t># Grid de lambda (parametrul de penalizare)</w:t>
+        <w:br/>
+        <w:t>grid &lt;- 10^seq(10, -2, length = 100)</w:t>
+        <w:br/>
+        <w:br/>
+        <w:t># --- 9.1. RIDGE (Alpha = 0) ---</w:t>
+        <w:br/>
+        <w:t># Ridge nu elimina variabile, doar le micsoreaza coeficientii spre zero</w:t>
+        <w:br/>
+        <w:t>ridge_mod &lt;- glmnet(x_vars, y_var, alpha = 0, lambda = grid)</w:t>
+        <w:br/>
+        <w:t>cv_ridge &lt;- cv.glmnet(x_vars, y_var, alpha = 0) # Cross-Validation pentru lambda optim</w:t>
+        <w:br/>
+        <w:t>best_lambda_ridge &lt;- cv_ridge$lambda.min</w:t>
+        <w:br/>
+        <w:t>ridge_coef &lt;- predict(ridge_mod, type = "coefficients", s = best_lambda_ridge)</w:t>
+        <w:br/>
+        <w:br/>
+        <w:t># --- 9.2. LASSO (Alpha = 1) ---</w:t>
+        <w:br/>
+        <w:t># Lasso poate reduce coeficientii la ZERO (Selectie de variabile)</w:t>
+        <w:br/>
+        <w:t>lasso_mod &lt;- glmnet(x_vars, y_var, alpha = 1, lambda = grid)</w:t>
+        <w:br/>
+        <w:t>cv_lasso &lt;- cv.glmnet(x_vars, y_var, alpha = 1)</w:t>
+        <w:br/>
+        <w:t>best_lambda_lasso &lt;- cv_lasso$lambda.min</w:t>
+        <w:br/>
+        <w:t>lasso_coef &lt;- predict(lasso_mod, type = "coefficients", s = best_lambda_lasso)</w:t>
+        <w:br/>
+        <w:br/>
+        <w:t># Grafic Trace Lasso</w:t>
+        <w:br/>
+        <w:t>png("Output/Grafice/Lasso_Trace.png", width = 800, height = 600)</w:t>
+        <w:br/>
+        <w:t>plot(lasso_mod, xvar = "lambda", label = TRUE, main = "Lasso: Evoluția Coeficienților vs Lambda")</w:t>
+        <w:br/>
+        <w:t>abline(v = log(best_lambda_lasso), col = "red", lty = 2)</w:t>
+        <w:br/>
+        <w:t>legend("topright", legend = "Lambda Optim", col = "red", lty = 2)</w:t>
+        <w:br/>
+        <w:t>dev.off()</w:t>
+        <w:br/>
+        <w:br/>
+        <w:t># Salvare Coeficienți pentru Comparație</w:t>
+        <w:br/>
+        <w:t># Extragem coeficienții ca vectori simpli</w:t>
+        <w:br/>
+        <w:t>coef_ridge_vals &lt;- as.vector(ridge_coef)</w:t>
+        <w:br/>
+        <w:t>coef_lasso_vals &lt;- as.vector(lasso_coef)</w:t>
+        <w:br/>
+        <w:t>nume_vars &lt;- rownames(ridge_coef)</w:t>
+        <w:br/>
+        <w:br/>
+        <w:t>df_ml &lt;- data.frame(</w:t>
+        <w:br/>
+        <w:t xml:space="preserve">  Variabila = nume_vars,</w:t>
+        <w:br/>
+        <w:t xml:space="preserve">  Coef_Ridge = coef_ridge_vals,</w:t>
+        <w:br/>
+        <w:t xml:space="preserve">  Coef_Lasso = coef_lasso_vals</w:t>
+        <w:br/>
+        <w:t>)</w:t>
+        <w:br/>
+        <w:br/>
+        <w:t>write_xlsx(df_ml, "Output/Rapoarte/Rezultate_Lasso_Ridge.xlsx")</w:t>
+        <w:br/>
+        <w:t>print("Rezultate Lasso/Ridge salvate.")</w:t>
+        <w:br/>
+        <w:br/>
+        <w:t># ==============================================================================</w:t>
+        <w:br/>
+        <w:t># 10. ELASTIC NET (Alpha = 0.5) - COMPROMIS LASSO/RIDGE</w:t>
+        <w:br/>
+        <w:t># ==============================================================================</w:t>
+        <w:br/>
+        <w:t>print("--- Estimare ELASTIC NET (Poate păstra mai multe variabile) ---")</w:t>
+        <w:br/>
+        <w:br/>
+        <w:t>elastic_mod &lt;- glmnet(x_vars, y_var, alpha = 0.5, lambda = grid)</w:t>
+        <w:br/>
+        <w:t>cv_elastic &lt;- cv.glmnet(x_vars, y_var, alpha = 0.5)</w:t>
+        <w:br/>
+        <w:t>best_lambda_elastic &lt;- cv_elastic$lambda.min</w:t>
+        <w:br/>
+        <w:t>elastic_coef &lt;- predict(elastic_mod, type = "coefficients", s = best_lambda_elastic)</w:t>
+        <w:br/>
+        <w:br/>
+        <w:t>print("Coeficienți Elastic Net:")</w:t>
+        <w:br/>
+        <w:t>print(elastic_coef)</w:t>
+        <w:br/>
+        <w:br/>
+        <w:t># Actualizăm tabelul de comparație</w:t>
+        <w:br/>
+        <w:t>coef_elastic_vals &lt;- as.vector(elastic_coef)</w:t>
+        <w:br/>
+        <w:br/>
+        <w:t>df_ml_ext &lt;- data.frame(</w:t>
+        <w:br/>
+        <w:t xml:space="preserve">  Variabila = nume_vars,</w:t>
+        <w:br/>
+        <w:t xml:space="preserve">  Coef_OLS = coef(model_multi),</w:t>
+        <w:br/>
+        <w:t xml:space="preserve">  Coef_Ridge = coef_ridge_vals,</w:t>
+        <w:br/>
+        <w:t xml:space="preserve">  Coef_Lasso = coef_lasso_vals,</w:t>
+        <w:br/>
+        <w:t xml:space="preserve">  Coef_Elastic = coef_elastic_vals</w:t>
+        <w:br/>
+        <w:t>)</w:t>
+        <w:br/>
+        <w:br/>
+        <w:t>write_xlsx(df_ml_ext, "Output/Rapoarte/Rezultate_Regularizare_Complet.xlsx")</w:t>
+        <w:br/>
+        <w:t>print("Rezultate Elastic Net salvate.")</w:t>
+        <w:br/>
+        <w:br/>
+        <w:t># ==============================================================================</w:t>
+        <w:br/>
+        <w:t># 11. ANALIZĂ CU VARIABILE PER CAPITA (NORMALIZATE)</w:t>
+        <w:br/>
+        <w:t># ==============================================================================</w:t>
+        <w:br/>
+        <w:t>print("--- Analiză cu Variabile Per Capita ---")</w:t>
+        <w:br/>
+        <w:br/>
+        <w:t># Creăm variabile normalizate la populație (per 100.000 locuitori)</w:t>
+        <w:br/>
+        <w:t># Densitatea e deja per km², dar Poliția și Imigrația sunt valori absolute</w:t>
+        <w:br/>
+        <w:br/>
+        <w:t># Estimăm populația din Densitate * Arie (aproximare grosieră)</w:t>
+        <w:br/>
+        <w:t># Sau folosim direct variabilele per Densitate ca proxy</w:t>
+        <w:br/>
+        <w:br/>
+        <w:t>df_final$Politie_per_Densitate &lt;- df_final$Politie / df_final$Densitate_Populatie</w:t>
+        <w:br/>
+        <w:t>df_final$Imigratie_per_Densitate &lt;- df_final$Imigratie / df_final$Densitate_Populatie</w:t>
+        <w:br/>
+        <w:br/>
+        <w:t>df_final$ln_Politie_Norm &lt;- log(df_final$Politie_per_Densitate + 1)</w:t>
+        <w:br/>
+        <w:t>df_final$ln_Imigratie_Norm &lt;- log(df_final$Imigratie_per_Densitate + 1)</w:t>
+        <w:br/>
+        <w:br/>
+        <w:t># Model cu variabile normalizate</w:t>
+        <w:br/>
+        <w:t>model_norm &lt;- lm(ln_Furturi ~ ln_PIB + ln_Someri + ln_Imigratie_Norm + ln_Politie_Norm + Membru_UE, data = df_final)</w:t>
+        <w:br/>
+        <w:t>summary_norm &lt;- summary(model_norm)</w:t>
+        <w:br/>
+        <w:t>print(summary_norm)</w:t>
+        <w:br/>
+        <w:br/>
+        <w:t># VIF pentru modelul normalizat</w:t>
+        <w:br/>
+        <w:t>print("--- VIF Model Normalizat ---")</w:t>
+        <w:br/>
+        <w:t>vif_norm &lt;- vif(model_norm)</w:t>
+        <w:br/>
+        <w:t>print(vif_norm)</w:t>
+        <w:br/>
+        <w:br/>
+        <w:t># Salvare rezultate</w:t>
+        <w:br/>
+        <w:t>tidy_norm &lt;- tidy(model_norm)</w:t>
+        <w:br/>
+        <w:t>glance_norm &lt;- glance(model_norm)</w:t>
+        <w:br/>
+        <w:t>write_xlsx(list(Coeficienti = tidy_norm, Sumar = glance_norm), "Output/Rapoarte/Rezultate_Regresie_Normalizat.xlsx")</w:t>
+        <w:br/>
+        <w:br/>
+        <w:t>vif_df_norm &lt;- data.frame(Variabila = names(vif_norm), VIF = vif_norm)</w:t>
+        <w:br/>
+        <w:t>write_xlsx(vif_df_norm, "Output/Rapoarte/Rezultate_VIF_Normalizat.xlsx")</w:t>
+        <w:br/>
+        <w:br/>
+        <w:t># ==============================================================================</w:t>
+        <w:br/>
+        <w:t># 12. MODEL CU TERMENI DE INTERACȚIUNE</w:t>
+        <w:br/>
+        <w:t># ==============================================================================</w:t>
+        <w:br/>
+        <w:t>print("--- Model cu Termeni de Interacțiune ---")</w:t>
+        <w:br/>
+        <w:br/>
+        <w:t># Ipoteza: Efectul Poliției depinde de nivelul Șomajului</w:t>
+        <w:br/>
+        <w:t># (În țări cu șomaj mare, poliția ar putea avea un efect mai pronunțat)</w:t>
+        <w:br/>
+        <w:t>model_inter &lt;- lm(ln_Furturi ~ ln_PIB + ln_Someri * ln_Politie + ln_Imigratie + ln_Densitate + Membru_UE, data = df_final)</w:t>
+        <w:br/>
+        <w:t>summary_inter &lt;- summary(model_inter)</w:t>
+        <w:br/>
+        <w:t>print(summary_inter)</w:t>
+        <w:br/>
+        <w:br/>
+        <w:t># Salvare rezultate</w:t>
+        <w:br/>
+        <w:t>tidy_inter &lt;- tidy(model_inter)</w:t>
+        <w:br/>
+        <w:t>glance_inter &lt;- glance(model_inter)</w:t>
+        <w:br/>
+        <w:t>write_xlsx(list(Coeficienti = tidy_inter, Sumar = glance_inter), "Output/Rapoarte/Rezultate_Regresie_Interactiune.xlsx")</w:t>
+        <w:br/>
+        <w:br/>
+        <w:t># ==============================================================================</w:t>
+        <w:br/>
+        <w:t># 13. TABEL COMPARATIV FINAL (Toate Modelele)</w:t>
+        <w:br/>
+        <w:t># ==============================================================================</w:t>
+        <w:br/>
+        <w:t>print("--- Tabel Comparativ Final ---")</w:t>
+        <w:br/>
+        <w:br/>
+        <w:t># Extragem R-squared din fiecare model</w:t>
+        <w:br/>
+        <w:t>r2_simplu &lt;- summary(model_simple)$r.squared</w:t>
+        <w:br/>
+        <w:t>r2_multi &lt;- summary(model_multi)$r.squared</w:t>
+        <w:br/>
+        <w:t>r2_refinat &lt;- summary(model_refinat)$r.squared</w:t>
+        <w:br/>
+        <w:t>r2_norm &lt;- summary(model_norm)$r.squared</w:t>
+        <w:br/>
+        <w:t>r2_inter &lt;- summary(model_inter)$r.squared</w:t>
+        <w:br/>
+        <w:br/>
+        <w:t>df_comparativ &lt;- data.frame(</w:t>
+        <w:br/>
+        <w:t xml:space="preserve">  Model = c("Simplu (H1)", "Multiplu (Complet)", "Refinat (Fara Politie)", "Normalizat (Per Capita)", "Cu Interactiune"),</w:t>
+        <w:br/>
+        <w:t xml:space="preserve">  R_Squared = c(r2_simplu, r2_multi, r2_refinat, r2_norm, r2_inter),</w:t>
+        <w:br/>
+        <w:t xml:space="preserve">  Adj_R_Squared = c(</w:t>
+        <w:br/>
+        <w:t xml:space="preserve">    summary(model_simple)$adj.r.squared,</w:t>
+        <w:br/>
+        <w:t xml:space="preserve">    summary(model_multi)$adj.r.squared,</w:t>
+        <w:br/>
+        <w:t xml:space="preserve">    summary(model_refinat)$adj.r.squared,</w:t>
+        <w:br/>
+        <w:t xml:space="preserve">    summary(model_norm)$adj.r.squared,</w:t>
+        <w:br/>
+        <w:t xml:space="preserve">    summary(model_inter)$adj.r.squared</w:t>
+        <w:br/>
+        <w:t xml:space="preserve">  )</w:t>
+        <w:br/>
+        <w:t>)</w:t>
+        <w:br/>
+        <w:br/>
+        <w:t>write_xlsx(df_comparativ, "Output/Rapoarte/Rezultate_Comparativ_Modele.xlsx")</w:t>
+        <w:br/>
+        <w:t>print(df_comparativ)</w:t>
+        <w:br/>
+        <w:br/>
+        <w:t># ==============================================================================</w:t>
+        <w:br/>
+        <w:t># 14. ANALIZA CU RATA CRIMINALITĂȚII (PER CAPITA)</w:t>
+        <w:br/>
+        <w:t># ==============================================================================</w:t>
+        <w:br/>
+        <w:t>print("--- Analiza cu Rata Criminalității (Per 100.000 locuitori) ---")</w:t>
+        <w:br/>
+        <w:br/>
+        <w:t># Estimăm populația din date existente (proxy: Furturi / ln_Furturi aproximație)</w:t>
+        <w:br/>
+        <w:t># Sau folosim Densitate ca proxy pentru a normaliza</w:t>
+        <w:br/>
+        <w:br/>
+        <w:t># Creăm rata criminalității: Furturi per densitate (proxy pentru per capita)</w:t>
+        <w:br/>
+        <w:t>df_final$Furturi_Rate &lt;- df_final$Furturi / (df_final$Densitate_Populatie * 1000)</w:t>
+        <w:br/>
+        <w:t>df_final$ln_Furturi_Rate &lt;- log(df_final$Furturi_Rate + 1)</w:t>
+        <w:br/>
+        <w:br/>
+        <w:t># De asemenea, normalizăm Poliția și Imigrația la densitate</w:t>
+        <w:br/>
+        <w:t>df_final$Politie_Rate &lt;- df_final$Politie / (df_final$Densitate_Populatie * 10)</w:t>
+        <w:br/>
+        <w:t>df_final$Imigratie_Rate &lt;- df_final$Imigratie / (df_final$Densitate_Populatie * 10)</w:t>
+        <w:br/>
+        <w:br/>
+        <w:t>df_final$ln_Politie_Rate &lt;- log(df_final$Politie_Rate + 1)</w:t>
+        <w:br/>
+        <w:t>df_final$ln_Imigratie_Rate &lt;- log(df_final$Imigratie_Rate + 1)</w:t>
+        <w:br/>
+        <w:br/>
+        <w:t># Model cu RATE (nu valori absolute)</w:t>
+        <w:br/>
+        <w:t>model_rate &lt;- lm(ln_Furturi_Rate ~ ln_PIB + ln_Someri + ln_Imigratie_Rate + ln_Politie_Rate + Membru_UE, data = df_final)</w:t>
+        <w:br/>
+        <w:t>print(summary(model_rate))</w:t>
+        <w:br/>
+        <w:br/>
+        <w:t># VIF</w:t>
+        <w:br/>
+        <w:t>print("--- VIF Model Rate ---")</w:t>
+        <w:br/>
+        <w:t>print(vif(model_rate))</w:t>
+        <w:br/>
+        <w:br/>
+        <w:t># Salvare</w:t>
+        <w:br/>
+        <w:t>tidy_rate &lt;- tidy(model_rate)</w:t>
+        <w:br/>
+        <w:t>write_xlsx(list(Coeficienti = tidy_rate, Sumar = glance(model_rate)), "Output/Rapoarte/Rezultate_Regresie_Rate.xlsx")</w:t>
+        <w:br/>
+        <w:br/>
+        <w:t># ==============================================================================</w:t>
+        <w:br/>
+        <w:t># 15. REGRESII BIVARIATE SEPARATE (Efectul "curat" al fiecărei variabile)</w:t>
+        <w:br/>
+        <w:t># ==============================================================================</w:t>
+        <w:br/>
+        <w:t>print("--- Regresii Bivariate Separate ---")</w:t>
+        <w:br/>
+        <w:br/>
+        <w:t># Fiecare variabilă vs Furturi, fără alte controale</w:t>
+        <w:br/>
+        <w:t># Astfel vedem efectul INDIVIDUAL fără să fie "absorbit" de multicoliniaritate</w:t>
+        <w:br/>
+        <w:br/>
+        <w:t>biv_pib &lt;- lm(ln_Furturi ~ ln_PIB, data = df_final)</w:t>
+        <w:br/>
+        <w:t>biv_somaj &lt;- lm(ln_Furturi ~ ln_Someri, data = df_final)</w:t>
+        <w:br/>
+        <w:t>biv_imig &lt;- lm(ln_Furturi ~ ln_Imigratie, data = df_final)</w:t>
+        <w:br/>
+        <w:t>biv_politie &lt;- lm(ln_Furturi ~ ln_Politie, data = df_final)</w:t>
+        <w:br/>
+        <w:t>biv_densitate &lt;- lm(ln_Furturi ~ ln_Densitate, data = df_final)</w:t>
+        <w:br/>
+        <w:br/>
+        <w:t># Extragem coeficienții și p-values</w:t>
+        <w:br/>
+        <w:t>extract_biv &lt;- function(m, var_name) {</w:t>
+        <w:br/>
+        <w:t xml:space="preserve">  s &lt;- summary(m)</w:t>
+        <w:br/>
+        <w:t xml:space="preserve">  coef_val &lt;- coef(m)[2]</w:t>
+        <w:br/>
+        <w:t xml:space="preserve">  pval &lt;- s$coefficients[2, 4]</w:t>
+        <w:br/>
+        <w:t xml:space="preserve">  r2 &lt;- s$r.squared</w:t>
+        <w:br/>
+        <w:t xml:space="preserve">  sig &lt;- ifelse(pval &lt; 0.001, "***", ifelse(pval &lt; 0.01, "**", ifelse(pval &lt; 0.05, "*", "")))</w:t>
+        <w:br/>
+        <w:t xml:space="preserve">  return(data.frame(Variabila = var_name, Coeficient = coef_val, P_Value = pval, R_Squared = r2, Semnificatie = sig))</w:t>
+        <w:br/>
+        <w:t>}</w:t>
+        <w:br/>
+        <w:br/>
+        <w:t>df_bivariate &lt;- rbind(</w:t>
+        <w:br/>
+        <w:t xml:space="preserve">  extract_biv(biv_pib, "ln_PIB"),</w:t>
+        <w:br/>
+        <w:t xml:space="preserve">  extract_biv(biv_somaj, "ln_Someri"),</w:t>
+        <w:br/>
+        <w:t xml:space="preserve">  extract_biv(biv_imig, "ln_Imigratie"),</w:t>
+        <w:br/>
+        <w:t xml:space="preserve">  extract_biv(biv_politie, "ln_Politie"),</w:t>
+        <w:br/>
+        <w:t xml:space="preserve">  extract_biv(biv_densitate, "ln_Densitate")</w:t>
+        <w:br/>
+        <w:t>)</w:t>
+        <w:br/>
+        <w:br/>
+        <w:t>print(df_bivariate)</w:t>
+        <w:br/>
+        <w:t>write_xlsx(df_bivariate, "Output/Rapoarte/Rezultate_Regresii_Bivariate.xlsx")</w:t>
+        <w:br/>
+        <w:br/>
+        <w:t>print("==============================================================================")</w:t>
+        <w:br/>
+        <w:t>print("Script finalizat. Rezultatele sunt salvate în Output/Rapoarte și Output/Grafice.")</w:t>
+        <w:br/>
+        <w:br/>
+        <w:t>sink()</w:t>
+        <w:br/>
+      </w:r>
+    </w:p>
+    <w:p>
+      <w:r>
+        <w:br w:type="page"/>
+      </w:r>
+    </w:p>
+    <w:p>
+      <w:pPr>
+        <w:pStyle w:val="Heading2"/>
+      </w:pPr>
+      <w:r>
+        <w:t>Anexa C: Fișa de Evaluare privind Utilizarea AI</w:t>
+      </w:r>
+    </w:p>
+    <w:p>
+      <w:r>
+        <w:t>Conform cerințelor, declarăm că am utilizat următoarele instrumente de inteligență artificială în realizarea acestui proiect:</w:t>
+      </w:r>
+    </w:p>
+    <w:p>
+      <w:r>
+        <w:t>• Asistent AI (Antigravity/Gemini): Pentru generarea automată a documentației, scrierea și depanarea codului R, și structurarea raportului.</w:t>
+      </w:r>
+    </w:p>
+    <w:p>
+      <w:r>
+        <w:t>• Verificare manuală: Toate rezultatele generate de AI au fost verificate și validate de echipă.</w:t>
+      </w:r>
+    </w:p>
+    <w:p/>
+    <w:p>
+      <w:r>
+        <w:t>Semnătura autorilor: ____________________</w:t>
       </w:r>
     </w:p>
     <w:sectPr>
